--- a/projects/valuepickr-open-screen/docs/Electronics Mart India.docx
+++ b/projects/valuepickr-open-screen/docs/Electronics Mart India.docx
@@ -32,7 +32,7 @@
           <w:sz w:val="22"/>
           <w:szCs w:val="22"/>
         </w:rPr>
-        <w:t xml:space="preserve">South India's largest consumer-electronics retailer just posted a 'blockbuster' Q1 FY27 after two years of margin compression</w:t>
+        <w:t xml:space="preserve">South India's largest consumer-electronics retailer posted a base-effect-flattered 'blockbuster' Q1 FY27 after a two-year profit decline - genuine operating leverage is showing, but management itself guides margins back down to 7-8% and the stock is near all-time highs</w:t>
       </w:r>
     </w:p>
     <w:p>
@@ -49,7 +49,7 @@
         <w:spacing w:after="120"/>
       </w:pPr>
       <w:r>
-        <w:t xml:space="preserve">Electronics Mart (Bajaj Electronics brand) is India's 4th-largest consumer-durables and electronics retailer and the largest in South India, concentrated in Telangana and Andhra Pradesh with an expanding NCR (Delhi) cluster. It sells large appliances, mobiles, small appliances, and IT products across 227 stores as of Q1 FY27.</w:t>
+        <w:t xml:space="preserve">Electronics Mart (Bajaj Electronics brand) is India's 4th-largest consumer-durables and electronics retailer and the largest in South India, concentrated in Telangana and Andhra Pradesh with a maturing NCR (Delhi) cluster and a new West Bengal entry planned for FY27. It sells large appliances, mobiles, small appliances and IT products across 227 stores in 100+ cities as of Q1 FY27.</w:t>
       </w:r>
     </w:p>
     <w:p>
@@ -99,34 +99,88 @@
           </w:tcPr>
           <w:p>
             <w:r>
-              <w:t xml:space="preserve">~Rs 7,184 Cr</w:t>
-            </w:r>
-          </w:p>
-        </w:tc>
-      </w:tr>
-      <w:tr>
-        <w:tc>
-          <w:tcPr>
-            <w:tcW w:type="dxa" w:w="3200"/>
-            <w:shd w:fill="F2F2F2" w:val="clear"/>
-          </w:tcPr>
-          <w:p>
-            <w:r>
-              <w:rPr>
-                <w:b/>
-                <w:bCs/>
-              </w:rPr>
-              <w:t xml:space="preserve">3-yr avg ROE</w:t>
-            </w:r>
-          </w:p>
-        </w:tc>
-        <w:tc>
-          <w:tcPr>
-            <w:tcW w:type="dxa" w:w="5800"/>
-          </w:tcPr>
-          <w:p>
-            <w:r>
-              <w:t xml:space="preserve">10.4% (weak)</w:t>
+              <w:t xml:space="preserve">~Rs 7,000 Cr (small-cap)</w:t>
+            </w:r>
+          </w:p>
+        </w:tc>
+      </w:tr>
+      <w:tr>
+        <w:tc>
+          <w:tcPr>
+            <w:tcW w:type="dxa" w:w="3200"/>
+            <w:shd w:fill="F2F2F2" w:val="clear"/>
+          </w:tcPr>
+          <w:p>
+            <w:r>
+              <w:rPr>
+                <w:b/>
+                <w:bCs/>
+              </w:rPr>
+              <w:t xml:space="preserve">ROCE / ROE (FY26)</w:t>
+            </w:r>
+          </w:p>
+        </w:tc>
+        <w:tc>
+          <w:tcPr>
+            <w:tcW w:type="dxa" w:w="5800"/>
+          </w:tcPr>
+          <w:p>
+            <w:r>
+              <w:t xml:space="preserve">~7-8% / ~6% (weak; 3-yr avg ROE ~10%)</w:t>
+            </w:r>
+          </w:p>
+        </w:tc>
+      </w:tr>
+      <w:tr>
+        <w:tc>
+          <w:tcPr>
+            <w:tcW w:type="dxa" w:w="3200"/>
+            <w:shd w:fill="F2F2F2" w:val="clear"/>
+          </w:tcPr>
+          <w:p>
+            <w:r>
+              <w:rPr>
+                <w:b/>
+                <w:bCs/>
+              </w:rPr>
+              <w:t xml:space="preserve">Stock P/E</w:t>
+            </w:r>
+          </w:p>
+        </w:tc>
+        <w:tc>
+          <w:tcPr>
+            <w:tcW w:type="dxa" w:w="5800"/>
+          </w:tcPr>
+          <w:p>
+            <w:r>
+              <w:t xml:space="preserve">~36x (on a depressed FY26 base)</w:t>
+            </w:r>
+          </w:p>
+        </w:tc>
+      </w:tr>
+      <w:tr>
+        <w:tc>
+          <w:tcPr>
+            <w:tcW w:type="dxa" w:w="3200"/>
+            <w:shd w:fill="F2F2F2" w:val="clear"/>
+          </w:tcPr>
+          <w:p>
+            <w:r>
+              <w:rPr>
+                <w:b/>
+                <w:bCs/>
+              </w:rPr>
+              <w:t xml:space="preserve">FY26 revenue / EBITDA / PAT</w:t>
+            </w:r>
+          </w:p>
+        </w:tc>
+        <w:tc>
+          <w:tcPr>
+            <w:tcW w:type="dxa" w:w="5800"/>
+          </w:tcPr>
+          <w:p>
+            <w:r>
+              <w:t xml:space="preserve">Rs 7,183 Cr (+7% YoY) / Rs 594 Cr (~7% margin) / Rs 107 Cr (-33% YoY)</w:t>
             </w:r>
           </w:p>
         </w:tc>
@@ -153,34 +207,34 @@
           </w:tcPr>
           <w:p>
             <w:r>
-              <w:t xml:space="preserve">Revenue +39% YoY, EBITDA +118% YoY, PAT +458% YoY</w:t>
-            </w:r>
-          </w:p>
-        </w:tc>
-      </w:tr>
-      <w:tr>
-        <w:tc>
-          <w:tcPr>
-            <w:tcW w:type="dxa" w:w="3200"/>
-            <w:shd w:fill="F2F2F2" w:val="clear"/>
-          </w:tcPr>
-          <w:p>
-            <w:r>
-              <w:rPr>
-                <w:b/>
-                <w:bCs/>
-              </w:rPr>
-              <w:t xml:space="preserve">Q1 FY27 margins</w:t>
-            </w:r>
-          </w:p>
-        </w:tc>
-        <w:tc>
-          <w:tcPr>
-            <w:tcW w:type="dxa" w:w="5800"/>
-          </w:tcPr>
-          <w:p>
-            <w:r>
-              <w:t xml:space="preserve">Gross 17.2% vs 14.6%; EBITDA 9.9% vs 6.3%</w:t>
+              <w:t xml:space="preserve">Revenue Rs 2,419 Cr (+39% YoY), EBITDA Rs 239 Cr (+118%, 9.9% margin), PAT Rs 121 Cr (+458%), SSSG 34.2%</w:t>
+            </w:r>
+          </w:p>
+        </w:tc>
+      </w:tr>
+      <w:tr>
+        <w:tc>
+          <w:tcPr>
+            <w:tcW w:type="dxa" w:w="3200"/>
+            <w:shd w:fill="F2F2F2" w:val="clear"/>
+          </w:tcPr>
+          <w:p>
+            <w:r>
+              <w:rPr>
+                <w:b/>
+                <w:bCs/>
+              </w:rPr>
+              <w:t xml:space="preserve">Debt</w:t>
+            </w:r>
+          </w:p>
+        </w:tc>
+        <w:tc>
+          <w:tcPr>
+            <w:tcW w:type="dxa" w:w="5800"/>
+          </w:tcPr>
+          <w:p>
+            <w:r>
+              <w:t xml:space="preserve">Borrowings ~Rs 2,000 Cr, D/E ~5x (inventory + lease financing)</w:t>
             </w:r>
           </w:p>
         </w:tc>
@@ -207,7 +261,7 @@
           </w:tcPr>
           <w:p>
             <w:r>
-              <w:t xml:space="preserve">Rs 75.65 - 168.5</w:t>
+              <w:t xml:space="preserve">Rs 75.65 - ~185</w:t>
             </w:r>
           </w:p>
         </w:tc>
@@ -223,7 +277,7 @@
         <w:spacing w:after="120"/>
       </w:pPr>
       <w:r>
-        <w:t xml:space="preserve">FY25 and FY26 both showed margin compression (EBITDA margin fell from 7.2%→6.5%→~6% across FY25-FY26 as new-store opex outpaced revenue, plus a Q1 FY26 warehouse fire and weak summer). Q1 FY27 (reported Aug 2026, explicitly titled 'BLOCKBUSTER RESULTS' by the tracking poster) shows a sharp reversal: revenue +39% YoY, EBITDA +118% YoY, PAT +458% YoY, with gross margin expanding ~260bps and EBITDA margin nearly matching FY25 levels again. Some of the YoY comparison is flattered by an exceptionally weak prior-year summer.</w:t>
+        <w:t xml:space="preserve">The trailing record is a two-year profit decline: PAT Rs 184 Cr (FY24) -&gt; Rs 160 Cr (FY25) -&gt; Rs 107 Cr (FY26), as aggressive debt-funded store expansion (30+ stores/year), a May-2025 warehouse fire and a weak FY26 summer pushed EBITDA margin down to ~7% and ROE to ~6%. Management cut its growth guidance from 15% to 12% in Feb 2025. Q1 FY27 (reported Aug 2026) is a sharp reversal - revenue +39% YoY, EBITDA +118%, PAT +458% - driven by 34.2% same-store-sales growth and heavy operating leverage on a near-breakeven prior-year quarter (fire + weak summer). Management guides FY27 to 18-20% revenue growth and, tellingly, EBITDA margin back to 7-8% (vs 9.9% in Q1), i.e. Q1 margins are not the new run-rate. Balance sheet carries ~Rs 2,000 Cr of borrowings (D/E ~5x) and promoter holding has fallen from ~78% (Mar 2023) to ~65% (Jun 2026).</w:t>
       </w:r>
     </w:p>
     <w:p>
@@ -232,62 +286,7 @@
         <w:spacing w:after="120" w:before="280"/>
       </w:pPr>
       <w:r>
-        <w:t xml:space="preserve">Technical Read (Weekly / Monthly MACD + Bollinger Bands, or RSI/CCI/Williams %R proxy)</w:t>
-      </w:r>
-    </w:p>
-    <w:p>
-      <w:pPr>
-        <w:spacing w:after="120"/>
-      </w:pPr>
-      <w:r>
-        <w:t xml:space="preserve">Not independently pulled this pass; 52-week range Rs 75.65-168.5 shows a wide swing consistent with the margin volatility.</w:t>
-      </w:r>
-    </w:p>
-    <w:p>
-      <w:pPr>
-        <w:pStyle w:val="Heading1"/>
-        <w:spacing w:after="120" w:before="280"/>
-      </w:pPr>
-      <w:r>
-        <w:t xml:space="preserve">ValuePickr Community Signal</w:t>
-      </w:r>
-    </w:p>
-    <w:p>
-      <w:pPr>
-        <w:spacing w:after="120"/>
-      </w:pPr>
-      <w:r>
-        <w:t xml:space="preserve">ranvir (trusted user) has posted every quarterly result since Q2 FY25, providing a clean, consistent record of the margin-compression-then-recovery cycle: FY25 margin erosion attributed to aggressive store expansion (34 stores in FY24, continuing pace) outpacing revenue absorption, a management guidance cut (15%→12% growth target, Feb 2025), a warehouse fire in Q1 FY26, and finally the Q1 FY27 recovery attributed explicitly to 'exceptionally weak' prior-year summer comps plus genuine operating leverage as stores mature.</w:t>
-      </w:r>
-    </w:p>
-    <w:p>
-      <w:pPr>
-        <w:spacing w:after="120"/>
-      </w:pPr>
-      <w:r>
-        <w:rPr>
-          <w:b/>
-          <w:bCs/>
-          <w:sz w:val="20"/>
-          <w:szCs w:val="20"/>
-        </w:rPr>
-        <w:t xml:space="preserve">High-conviction call from a top contributor: </w:t>
-      </w:r>
-      <w:r>
-        <w:rPr>
-          <w:sz w:val="20"/>
-          <w:szCs w:val="20"/>
-        </w:rPr>
-        <w:t xml:space="preserve">ranvir's own framing of the Q1 FY27 result as 'BLOCKBUSTER' (in his post title) is the clearest trusted-source characterization in this thread — a departure from his typically neutral, data-only result summaries in prior quarters.</w:t>
-      </w:r>
-    </w:p>
-    <w:p>
-      <w:pPr>
-        <w:pStyle w:val="Heading1"/>
-        <w:spacing w:after="120" w:before="280"/>
-      </w:pPr>
-      <w:r>
-        <w:t xml:space="preserve">Trusted-User Signals (Ongoing)</w:t>
+        <w:t xml:space="preserve">Deep-Dive: Primary Documents (Annual Reports, Quarterly Results, Exchange Filings)</w:t>
       </w:r>
     </w:p>
     <w:p>
@@ -302,12 +301,12 @@
           <w:sz w:val="18"/>
           <w:szCs w:val="18"/>
         </w:rPr>
-        <w:t xml:space="preserve">Every time a trusted user expresses clear conviction on this stock, most recent first — this section accumulates over time, it isn't a one-time snapshot.</w:t>
-      </w:r>
-    </w:p>
-    <w:p>
-      <w:pPr>
-        <w:spacing w:after="100"/>
+        <w:t xml:space="preserve">Pass 1 — 2026-09-08. Built from the company's own filings (3 years of annual reports, ~4 quarters of results/concalls, and 6 months of BSE/NSE announcements), read via the web — a deeper layer than the forum-sentiment read below.</w:t>
+      </w:r>
+    </w:p>
+    <w:p>
+      <w:pPr>
+        <w:spacing w:after="120"/>
       </w:pPr>
       <w:r>
         <w:rPr>
@@ -316,8 +315,503 @@
           <w:sz w:val="20"/>
           <w:szCs w:val="20"/>
         </w:rPr>
-        <w:t xml:space="preserve">2026-08 — ranvir</w:t>
-      </w:r>
+        <w:t xml:space="preserve">Sources reviewed this pass:</w:t>
+      </w:r>
+    </w:p>
+    <w:p>
+      <w:pPr>
+        <w:pStyle w:val="ListParagraph"/>
+        <w:numPr>
+          <w:ilvl w:val="0"/>
+          <w:numId w:val="1"/>
+        </w:numPr>
+        <w:spacing w:after="60"/>
+      </w:pPr>
+      <w:r>
+        <w:t xml:space="preserve">screener.in/company/EMIL/consolidated (annual FY23-FY26, quarterly to Q1 FY27, ratios, borrowings, promoter holding, cash flow)</w:t>
+      </w:r>
+    </w:p>
+    <w:p>
+      <w:pPr>
+        <w:pStyle w:val="ListParagraph"/>
+        <w:numPr>
+          <w:ilvl w:val="0"/>
+          <w:numId w:val="1"/>
+        </w:numPr>
+        <w:spacing w:after="60"/>
+      </w:pPr>
+      <w:r>
+        <w:t xml:space="preserve">Q1 FY27 results coverage (indianretailer, smestreet, scanx, investywise): revenue Rs 2,419 Cr +39%, EBITDA Rs 239 Cr +118% / 9.9%, PAT Rs 121 Cr +458%, SSSG 34.2%, 4 new stores</w:t>
+      </w:r>
+    </w:p>
+    <w:p>
+      <w:pPr>
+        <w:pStyle w:val="ListParagraph"/>
+        <w:numPr>
+          <w:ilvl w:val="0"/>
+          <w:numId w:val="1"/>
+        </w:numPr>
+        <w:spacing w:after="60"/>
+      </w:pPr>
+      <w:r>
+        <w:t xml:space="preserve">Q1 FY27 earnings-call highlights (yahoo/gurufocus/sahi): FY27 guidance 18-20% revenue growth, EBITDA margin 7-8%, 25-30 new stores, ~Rs 100 Cr store capex, West Bengal entry 10-12 stores by FY27-end</w:t>
+      </w:r>
+    </w:p>
+    <w:p>
+      <w:pPr>
+        <w:pStyle w:val="ListParagraph"/>
+        <w:numPr>
+          <w:ilvl w:val="0"/>
+          <w:numId w:val="1"/>
+        </w:numPr>
+        <w:spacing w:after="60"/>
+      </w:pPr>
+      <w:r>
+        <w:t xml:space="preserve">VP 'Ranvir's Portfolio' thread - quarterly result posts since Q2 FY25, 'BLOCKBUSTER' framing of Q1 FY27, weak-prior-comp caveat</w:t>
+      </w:r>
+    </w:p>
+    <w:p>
+      <w:pPr>
+        <w:spacing w:after="120"/>
+      </w:pPr>
+      <w:r>
+        <w:rPr>
+          <w:b/>
+          <w:bCs/>
+          <w:sz w:val="20"/>
+          <w:szCs w:val="20"/>
+        </w:rPr>
+        <w:t xml:space="preserve">Annual-report findings (3-year view):</w:t>
+      </w:r>
+    </w:p>
+    <w:p>
+      <w:pPr>
+        <w:pStyle w:val="ListParagraph"/>
+        <w:numPr>
+          <w:ilvl w:val="0"/>
+          <w:numId w:val="1"/>
+        </w:numPr>
+        <w:spacing w:after="60"/>
+      </w:pPr>
+      <w:r>
+        <w:t xml:space="preserve">Two-year profit decline: PAT Rs 184 Cr (FY24) -&gt; Rs 160 Cr (FY25) -&gt; Rs 107 Cr (FY26); revenue grew only ~7%/yr in FY25-FY26 while EBITDA was roughly flat (Rs 579 Cr -&gt; Rs 594 Cr), i.e. margin compression from new-store opex</w:t>
+      </w:r>
+    </w:p>
+    <w:p>
+      <w:pPr>
+        <w:pStyle w:val="ListParagraph"/>
+        <w:numPr>
+          <w:ilvl w:val="0"/>
+          <w:numId w:val="1"/>
+        </w:numPr>
+        <w:spacing w:after="60"/>
+      </w:pPr>
+      <w:r>
+        <w:t xml:space="preserve">ROCE structurally ~8% (FY25) and lower in FY26 - has not cleared 15% in any recent year; ROE ~6% (FY26), 3-yr avg ~10%</w:t>
+      </w:r>
+    </w:p>
+    <w:p>
+      <w:pPr>
+        <w:pStyle w:val="ListParagraph"/>
+        <w:numPr>
+          <w:ilvl w:val="0"/>
+          <w:numId w:val="1"/>
+        </w:numPr>
+        <w:spacing w:after="60"/>
+      </w:pPr>
+      <w:r>
+        <w:t xml:space="preserve">Borrowings ~Rs 2,000 Cr against ~Rs 385 Cr equity capital, D/E ~5x - a leveraged retailer (working-capital + lease financing)</w:t>
+      </w:r>
+    </w:p>
+    <w:p>
+      <w:pPr>
+        <w:pStyle w:val="ListParagraph"/>
+        <w:numPr>
+          <w:ilvl w:val="0"/>
+          <w:numId w:val="1"/>
+        </w:numPr>
+        <w:spacing w:after="60"/>
+      </w:pPr>
+      <w:r>
+        <w:t xml:space="preserve">FY26 cash generation held up: CFO Rs 444 Cr, capex ~Rs 134 Cr, FCF ~Rs 310 Cr, despite the weak profit year</w:t>
+      </w:r>
+    </w:p>
+    <w:p>
+      <w:pPr>
+        <w:pStyle w:val="ListParagraph"/>
+        <w:numPr>
+          <w:ilvl w:val="0"/>
+          <w:numId w:val="1"/>
+        </w:numPr>
+        <w:spacing w:after="60"/>
+      </w:pPr>
+      <w:r>
+        <w:t xml:space="preserve">Promoter holding fell from ~78% (Mar 2023) to ~65.2% (Jun 2026); DII holding rose to ~21% - consistent with post-IPO OFS / MPS compliance, no pledge found</w:t>
+      </w:r>
+    </w:p>
+    <w:p>
+      <w:pPr>
+        <w:pStyle w:val="ListParagraph"/>
+        <w:numPr>
+          <w:ilvl w:val="0"/>
+          <w:numId w:val="1"/>
+        </w:numPr>
+        <w:spacing w:after="60"/>
+      </w:pPr>
+      <w:r>
+        <w:t xml:space="preserve">Management cut its growth guidance from 15% to 12% in Feb 2025 - a recent instance of falling short of its own target</w:t>
+      </w:r>
+    </w:p>
+    <w:p>
+      <w:pPr>
+        <w:spacing w:after="120"/>
+      </w:pPr>
+      <w:r>
+        <w:rPr>
+          <w:b/>
+          <w:bCs/>
+          <w:sz w:val="20"/>
+          <w:szCs w:val="20"/>
+        </w:rPr>
+        <w:t xml:space="preserve">Quarterly trend (last ~4 quarters + concall commentary):</w:t>
+      </w:r>
+    </w:p>
+    <w:p>
+      <w:pPr>
+        <w:pStyle w:val="ListParagraph"/>
+        <w:numPr>
+          <w:ilvl w:val="0"/>
+          <w:numId w:val="1"/>
+        </w:numPr>
+        <w:spacing w:after="60"/>
+      </w:pPr>
+      <w:r>
+        <w:t xml:space="preserve">Revenue (Rs Cr): Q1 FY26 1,739, Q2 1,591, Q3 1,940, Q4 1,913, Q1 FY27 2,419 (+39% YoY, SSSG 34.2%)</w:t>
+      </w:r>
+    </w:p>
+    <w:p>
+      <w:pPr>
+        <w:pStyle w:val="ListParagraph"/>
+        <w:numPr>
+          <w:ilvl w:val="0"/>
+          <w:numId w:val="1"/>
+        </w:numPr>
+        <w:spacing w:after="60"/>
+      </w:pPr>
+      <w:r>
+        <w:t xml:space="preserve">PAT (Rs Cr): Q1 FY26 22, Q2 16, Q3 30, Q4 40, Q1 FY27 121 - Q1 FY26 was near-breakeven (warehouse fire + weak summer), which is why the YoY looks like +458%</w:t>
+      </w:r>
+    </w:p>
+    <w:p>
+      <w:pPr>
+        <w:pStyle w:val="ListParagraph"/>
+        <w:numPr>
+          <w:ilvl w:val="0"/>
+          <w:numId w:val="1"/>
+        </w:numPr>
+        <w:spacing w:after="60"/>
+      </w:pPr>
+      <w:r>
+        <w:t xml:space="preserve">Q1 FY27 EBITDA margin 9.9% vs 6.3% a year ago and vs ~7% through-cycle; management explicitly guides FY27 EBITDA margin back to 7-8%</w:t>
+      </w:r>
+    </w:p>
+    <w:p>
+      <w:pPr>
+        <w:pStyle w:val="ListParagraph"/>
+        <w:numPr>
+          <w:ilvl w:val="0"/>
+          <w:numId w:val="1"/>
+        </w:numPr>
+        <w:spacing w:after="60"/>
+      </w:pPr>
+      <w:r>
+        <w:t xml:space="preserve">Concall tone: confident on 18-20% FY27 revenue growth ('very easily achievable'), festive Q3 expected strong, but deliberately conservative on margin</w:t>
+      </w:r>
+    </w:p>
+    <w:p>
+      <w:pPr>
+        <w:spacing w:after="120"/>
+      </w:pPr>
+      <w:r>
+        <w:rPr>
+          <w:b/>
+          <w:bCs/>
+          <w:sz w:val="20"/>
+          <w:szCs w:val="20"/>
+        </w:rPr>
+        <w:t xml:space="preserve">Exchange announcements (last 6 months):</w:t>
+      </w:r>
+    </w:p>
+    <w:p>
+      <w:pPr>
+        <w:pStyle w:val="ListParagraph"/>
+        <w:numPr>
+          <w:ilvl w:val="0"/>
+          <w:numId w:val="1"/>
+        </w:numPr>
+        <w:spacing w:after="60"/>
+      </w:pPr>
+      <w:r>
+        <w:t xml:space="preserve">Q1 FY27 results (Aug 2026) - record quarterly PAT Rs 121 Cr, revenue Rs 2,419 Cr; 227 stores, 4 added in the quarter</w:t>
+      </w:r>
+    </w:p>
+    <w:p>
+      <w:pPr>
+        <w:pStyle w:val="ListParagraph"/>
+        <w:numPr>
+          <w:ilvl w:val="0"/>
+          <w:numId w:val="1"/>
+        </w:numPr>
+        <w:spacing w:after="60"/>
+      </w:pPr>
+      <w:r>
+        <w:t xml:space="preserve">FY27 plan: 25-30 new stores, ~Rs 100 Cr store capex</w:t>
+      </w:r>
+    </w:p>
+    <w:p>
+      <w:pPr>
+        <w:pStyle w:val="ListParagraph"/>
+        <w:numPr>
+          <w:ilvl w:val="0"/>
+          <w:numId w:val="1"/>
+        </w:numPr>
+        <w:spacing w:after="60"/>
+      </w:pPr>
+      <w:r>
+        <w:t xml:space="preserve">West Bengal market entry: 10-12 stores by FY27-end, targeting 30 in the region over two years, faster payback expected than the North cluster</w:t>
+      </w:r>
+    </w:p>
+    <w:p>
+      <w:pPr>
+        <w:pStyle w:val="ListParagraph"/>
+        <w:numPr>
+          <w:ilvl w:val="0"/>
+          <w:numId w:val="1"/>
+        </w:numPr>
+        <w:spacing w:after="60"/>
+      </w:pPr>
+      <w:r>
+        <w:t xml:space="preserve">NCR cluster stated to have turned profitable</w:t>
+      </w:r>
+    </w:p>
+    <w:p>
+      <w:pPr>
+        <w:pStyle w:val="ListParagraph"/>
+        <w:numPr>
+          <w:ilvl w:val="0"/>
+          <w:numId w:val="1"/>
+        </w:numPr>
+        <w:spacing w:after="60"/>
+      </w:pPr>
+      <w:r>
+        <w:t xml:space="preserve">Warehouse-fire insurance claim (Rs 8 Cr) still pending reversal</w:t>
+      </w:r>
+    </w:p>
+    <w:p>
+      <w:pPr>
+        <w:pStyle w:val="ListParagraph"/>
+        <w:numPr>
+          <w:ilvl w:val="0"/>
+          <w:numId w:val="1"/>
+        </w:numPr>
+        <w:spacing w:after="60"/>
+      </w:pPr>
+      <w:r>
+        <w:t xml:space="preserve">No regulatory-adverse disclosures</w:t>
+      </w:r>
+    </w:p>
+    <w:p>
+      <w:pPr>
+        <w:spacing w:after="120"/>
+      </w:pPr>
+      <w:r>
+        <w:rPr>
+          <w:b/>
+          <w:bCs/>
+          <w:sz w:val="20"/>
+          <w:szCs w:val="20"/>
+        </w:rPr>
+        <w:t xml:space="preserve">Key new facts vs. the prior write-up:</w:t>
+      </w:r>
+    </w:p>
+    <w:p>
+      <w:pPr>
+        <w:pStyle w:val="ListParagraph"/>
+        <w:numPr>
+          <w:ilvl w:val="0"/>
+          <w:numId w:val="1"/>
+        </w:numPr>
+        <w:spacing w:after="60"/>
+      </w:pPr>
+      <w:r>
+        <w:t xml:space="preserve">FY26 was a genuine down year - PAT fell 33% - so the last review's 'two years of margin compression' understated it; the trailing base is weak, not merely soft</w:t>
+      </w:r>
+    </w:p>
+    <w:p>
+      <w:pPr>
+        <w:pStyle w:val="ListParagraph"/>
+        <w:numPr>
+          <w:ilvl w:val="0"/>
+          <w:numId w:val="1"/>
+        </w:numPr>
+        <w:spacing w:after="60"/>
+      </w:pPr>
+      <w:r>
+        <w:t xml:space="preserve">Management guides FY27 EBITDA margin to 7-8%, i.e. Q1's 9.9% is explicitly not the run-rate - the beat is partly comp-driven</w:t>
+      </w:r>
+    </w:p>
+    <w:p>
+      <w:pPr>
+        <w:pStyle w:val="ListParagraph"/>
+        <w:numPr>
+          <w:ilvl w:val="0"/>
+          <w:numId w:val="1"/>
+        </w:numPr>
+        <w:spacing w:after="60"/>
+      </w:pPr>
+      <w:r>
+        <w:t xml:space="preserve">West Bengal is a new, dated expansion vector (10-12 stores by FY27-end)</w:t>
+      </w:r>
+    </w:p>
+    <w:p>
+      <w:pPr>
+        <w:pStyle w:val="ListParagraph"/>
+        <w:numPr>
+          <w:ilvl w:val="0"/>
+          <w:numId w:val="1"/>
+        </w:numPr>
+        <w:spacing w:after="60"/>
+      </w:pPr>
+      <w:r>
+        <w:t xml:space="preserve">Balance sheet leverage is high (D/E ~5x, ~Rs 2,000 Cr borrowings); ROCE has structurally never cleared 15%</w:t>
+      </w:r>
+    </w:p>
+    <w:p>
+      <w:pPr>
+        <w:pStyle w:val="ListParagraph"/>
+        <w:numPr>
+          <w:ilvl w:val="0"/>
+          <w:numId w:val="1"/>
+        </w:numPr>
+        <w:spacing w:after="60"/>
+      </w:pPr>
+      <w:r>
+        <w:t xml:space="preserve">Promoter holding down ~13 points (78% -&gt; 65%) over three years</w:t>
+      </w:r>
+    </w:p>
+    <w:p>
+      <w:pPr>
+        <w:pStyle w:val="ListParagraph"/>
+        <w:numPr>
+          <w:ilvl w:val="0"/>
+          <w:numId w:val="1"/>
+        </w:numPr>
+        <w:spacing w:after="60"/>
+      </w:pPr>
+      <w:r>
+        <w:t xml:space="preserve">Stock has re-rated from a Rs 75 low to near all-time highs on the print</w:t>
+      </w:r>
+    </w:p>
+    <w:p>
+      <w:pPr>
+        <w:spacing w:after="120"/>
+      </w:pPr>
+      <w:r>
+        <w:rPr>
+          <w:b/>
+          <w:bCs/>
+          <w:sz w:val="20"/>
+          <w:szCs w:val="20"/>
+        </w:rPr>
+        <w:t xml:space="preserve">Open questions / what to watch:</w:t>
+      </w:r>
+    </w:p>
+    <w:p>
+      <w:pPr>
+        <w:pStyle w:val="ListParagraph"/>
+        <w:numPr>
+          <w:ilvl w:val="0"/>
+          <w:numId w:val="1"/>
+        </w:numPr>
+        <w:spacing w:after="60"/>
+      </w:pPr>
+      <w:r>
+        <w:t xml:space="preserve">Do Q2-Q3 FY27 (festive) margins hold above the ~7% historical level, proving durable operating leverage rather than a base effect?</w:t>
+      </w:r>
+    </w:p>
+    <w:p>
+      <w:pPr>
+        <w:pStyle w:val="ListParagraph"/>
+        <w:numPr>
+          <w:ilvl w:val="0"/>
+          <w:numId w:val="1"/>
+        </w:numPr>
+        <w:spacing w:after="60"/>
+      </w:pPr>
+      <w:r>
+        <w:t xml:space="preserve">Does West Bengal open on schedule and at the faster payback management claims?</w:t>
+      </w:r>
+    </w:p>
+    <w:p>
+      <w:pPr>
+        <w:pStyle w:val="ListParagraph"/>
+        <w:numPr>
+          <w:ilvl w:val="0"/>
+          <w:numId w:val="1"/>
+        </w:numPr>
+        <w:spacing w:after="60"/>
+      </w:pPr>
+      <w:r>
+        <w:t xml:space="preserve">Can ROCE structurally move above cost of capital as the store base matures, or is ~8-10% the ceiling for this format?</w:t>
+      </w:r>
+    </w:p>
+    <w:p>
+      <w:pPr>
+        <w:pStyle w:val="ListParagraph"/>
+        <w:numPr>
+          <w:ilvl w:val="0"/>
+          <w:numId w:val="1"/>
+        </w:numPr>
+        <w:spacing w:after="60"/>
+      </w:pPr>
+      <w:r>
+        <w:t xml:space="preserve">Any further promoter selling below 65%?</w:t>
+      </w:r>
+    </w:p>
+    <w:p>
+      <w:pPr>
+        <w:spacing w:after="120" w:before="120"/>
+      </w:pPr>
+      <w:r>
+        <w:rPr>
+          <w:b/>
+          <w:bCs/>
+          <w:sz w:val="20"/>
+          <w:szCs w:val="20"/>
+        </w:rPr>
+        <w:t xml:space="preserve">Conviction impact: </w:t>
+      </w:r>
+      <w:r>
+        <w:rPr>
+          <w:sz w:val="20"/>
+          <w:szCs w:val="20"/>
+        </w:rPr>
+        <w:t xml:space="preserve">Medium -&gt; Low-Medium. Q1 FY27 shows real store-maturity operating leverage and a trusted tracker has raised conviction, but the deep read is net-negative: FY26 PAT fell 33%, management guides margins back to 7-8%, ROCE has never cleared 15%, D/E is ~5x, promoter holding is down ~13 points, and the stock is near all-time highs at ~36x trailing. The 10x label is retained only as an unconfirmed live-inflection call.</w:t>
+      </w:r>
+    </w:p>
+    <w:p>
+      <w:pPr>
+        <w:pStyle w:val="Heading1"/>
+        <w:spacing w:after="120" w:before="280"/>
+      </w:pPr>
+      <w:r>
+        <w:t xml:space="preserve">Guidance &amp; Expectation Gap</w:t>
+      </w:r>
+    </w:p>
+    <w:p>
+      <w:pPr>
+        <w:spacing w:after="120"/>
+      </w:pPr>
       <w:r>
         <w:rPr>
           <w:i/>
@@ -326,15 +820,980 @@
           <w:sz w:val="18"/>
           <w:szCs w:val="18"/>
         </w:rPr>
-        <w:t xml:space="preserve"> (Ranvir's Portfolio)</w:t>
-      </w:r>
-      <w:r>
-        <w:rPr>
-          <w:sz w:val="20"/>
-          <w:szCs w:val="20"/>
-        </w:rPr>
-        <w:br/>
-        <w:t xml:space="preserve">: "Have increased portfolio weights behind bets where I think that growth rates can be faster + valuations r not expensive" — listed alongside MAN Industries, Time Technoplast, Entero Healthcare (post #1874). Source of this stock's trusted-thread queueing.</w:t>
+        <w:t xml:space="preserve">Management guidance decoded into commitments, graded on the expectation → action → operational → commercial → financial ladder, then compared to what the current price appears to assume. Method: playbook/guidance-and-expectation-gap.md.</w:t>
+      </w:r>
+    </w:p>
+    <w:p>
+      <w:pPr>
+        <w:spacing w:after="120"/>
+      </w:pPr>
+      <w:r>
+        <w:rPr>
+          <w:b/>
+          <w:bCs/>
+          <w:sz w:val="20"/>
+          <w:szCs w:val="20"/>
+        </w:rPr>
+        <w:t xml:space="preserve">Commitment ladder (most-proven first):</w:t>
+      </w:r>
+    </w:p>
+    <w:tbl>
+      <w:tblPr>
+        <w:tblW w:type="dxa" w:w="9000"/>
+        <w:tblBorders>
+          <w:top w:val="single" w:color="auto" w:sz="4"/>
+          <w:left w:val="single" w:color="auto" w:sz="4"/>
+          <w:bottom w:val="single" w:color="auto" w:sz="4"/>
+          <w:right w:val="single" w:color="auto" w:sz="4"/>
+          <w:insideH w:val="single" w:color="auto" w:sz="4"/>
+          <w:insideV w:val="single" w:color="auto" w:sz="4"/>
+        </w:tblBorders>
+      </w:tblPr>
+      <w:tblGrid>
+        <w:gridCol w:w="1100"/>
+        <w:gridCol w:w="2600"/>
+        <w:gridCol w:w="2400"/>
+        <w:gridCol w:w="900"/>
+        <w:gridCol w:w="1200"/>
+        <w:gridCol w:w="800"/>
+      </w:tblGrid>
+      <w:tr>
+        <w:trPr>
+          <w:tblHeader/>
+        </w:trPr>
+        <w:tc>
+          <w:tcPr>
+            <w:tcW w:type="dxa" w:w="1100"/>
+            <w:shd w:fill="F2F2F2" w:val="clear"/>
+          </w:tcPr>
+          <w:p>
+            <w:r>
+              <w:rPr>
+                <w:b/>
+                <w:bCs/>
+                <w:sz w:val="18"/>
+                <w:szCs w:val="18"/>
+              </w:rPr>
+              <w:t xml:space="preserve">Area</w:t>
+            </w:r>
+          </w:p>
+        </w:tc>
+        <w:tc>
+          <w:tcPr>
+            <w:tcW w:type="dxa" w:w="2600"/>
+            <w:shd w:fill="F2F2F2" w:val="clear"/>
+          </w:tcPr>
+          <w:p>
+            <w:r>
+              <w:rPr>
+                <w:b/>
+                <w:bCs/>
+                <w:sz w:val="18"/>
+                <w:szCs w:val="18"/>
+              </w:rPr>
+              <w:t xml:space="preserve">Commitment</w:t>
+            </w:r>
+          </w:p>
+        </w:tc>
+        <w:tc>
+          <w:tcPr>
+            <w:tcW w:type="dxa" w:w="2400"/>
+            <w:shd w:fill="F2F2F2" w:val="clear"/>
+          </w:tcPr>
+          <w:p>
+            <w:r>
+              <w:rPr>
+                <w:b/>
+                <w:bCs/>
+                <w:sz w:val="18"/>
+                <w:szCs w:val="18"/>
+              </w:rPr>
+              <w:t xml:space="preserve">Specifics</w:t>
+            </w:r>
+          </w:p>
+        </w:tc>
+        <w:tc>
+          <w:tcPr>
+            <w:tcW w:type="dxa" w:w="900"/>
+            <w:shd w:fill="F2F2F2" w:val="clear"/>
+          </w:tcPr>
+          <w:p>
+            <w:r>
+              <w:rPr>
+                <w:b/>
+                <w:bCs/>
+                <w:sz w:val="18"/>
+                <w:szCs w:val="18"/>
+              </w:rPr>
+              <w:t xml:space="preserve">By when</w:t>
+            </w:r>
+          </w:p>
+        </w:tc>
+        <w:tc>
+          <w:tcPr>
+            <w:tcW w:type="dxa" w:w="1200"/>
+            <w:shd w:fill="F2F2F2" w:val="clear"/>
+          </w:tcPr>
+          <w:p>
+            <w:r>
+              <w:rPr>
+                <w:b/>
+                <w:bCs/>
+                <w:sz w:val="18"/>
+                <w:szCs w:val="18"/>
+              </w:rPr>
+              <w:t xml:space="preserve">Stage</w:t>
+            </w:r>
+          </w:p>
+        </w:tc>
+        <w:tc>
+          <w:tcPr>
+            <w:tcW w:type="dxa" w:w="800"/>
+            <w:shd w:fill="F2F2F2" w:val="clear"/>
+          </w:tcPr>
+          <w:p>
+            <w:r>
+              <w:rPr>
+                <w:b/>
+                <w:bCs/>
+                <w:sz w:val="18"/>
+                <w:szCs w:val="18"/>
+              </w:rPr>
+              <w:t xml:space="preserve">Thesis-critical</w:t>
+            </w:r>
+          </w:p>
+        </w:tc>
+      </w:tr>
+      <w:tr>
+        <w:tc>
+          <w:tcPr>
+            <w:tcW w:type="dxa" w:w="1100"/>
+          </w:tcPr>
+          <w:p>
+            <w:r>
+              <w:rPr>
+                <w:b w:val="false"/>
+                <w:bCs w:val="false"/>
+                <w:sz w:val="18"/>
+                <w:szCs w:val="18"/>
+              </w:rPr>
+              <w:t xml:space="preserve">growth</w:t>
+            </w:r>
+          </w:p>
+        </w:tc>
+        <w:tc>
+          <w:tcPr>
+            <w:tcW w:type="dxa" w:w="2600"/>
+          </w:tcPr>
+          <w:p>
+            <w:r>
+              <w:rPr>
+                <w:b w:val="false"/>
+                <w:bCs w:val="false"/>
+                <w:sz w:val="18"/>
+                <w:szCs w:val="18"/>
+              </w:rPr>
+              <w:t xml:space="preserve">FY27 revenue growth of 18-20%</w:t>
+            </w:r>
+          </w:p>
+        </w:tc>
+        <w:tc>
+          <w:tcPr>
+            <w:tcW w:type="dxa" w:w="2400"/>
+          </w:tcPr>
+          <w:p>
+            <w:r>
+              <w:rPr>
+                <w:b w:val="false"/>
+                <w:bCs w:val="false"/>
+                <w:sz w:val="18"/>
+                <w:szCs w:val="18"/>
+              </w:rPr>
+              <w:t xml:space="preserve">'very easily achievable' per CEO; festive Q3 expected strong</w:t>
+            </w:r>
+          </w:p>
+        </w:tc>
+        <w:tc>
+          <w:tcPr>
+            <w:tcW w:type="dxa" w:w="900"/>
+          </w:tcPr>
+          <w:p>
+            <w:r>
+              <w:rPr>
+                <w:b w:val="false"/>
+                <w:bCs w:val="false"/>
+                <w:sz w:val="18"/>
+                <w:szCs w:val="18"/>
+              </w:rPr>
+              <w:t xml:space="preserve">FY27</w:t>
+            </w:r>
+          </w:p>
+        </w:tc>
+        <w:tc>
+          <w:tcPr>
+            <w:tcW w:type="dxa" w:w="1200"/>
+          </w:tcPr>
+          <w:p>
+            <w:r>
+              <w:rPr>
+                <w:b w:val="false"/>
+                <w:bCs w:val="false"/>
+                <w:sz w:val="18"/>
+                <w:szCs w:val="18"/>
+              </w:rPr>
+              <w:t xml:space="preserve">expectation</w:t>
+            </w:r>
+          </w:p>
+        </w:tc>
+        <w:tc>
+          <w:tcPr>
+            <w:tcW w:type="dxa" w:w="800"/>
+          </w:tcPr>
+          <w:p>
+            <w:r>
+              <w:rPr>
+                <w:b w:val="false"/>
+                <w:bCs w:val="false"/>
+                <w:sz w:val="18"/>
+                <w:szCs w:val="18"/>
+              </w:rPr>
+              <w:t xml:space="preserve">yes</w:t>
+            </w:r>
+          </w:p>
+        </w:tc>
+      </w:tr>
+      <w:tr>
+        <w:tc>
+          <w:tcPr>
+            <w:tcW w:type="dxa" w:w="1100"/>
+          </w:tcPr>
+          <w:p>
+            <w:r>
+              <w:rPr>
+                <w:b w:val="false"/>
+                <w:bCs w:val="false"/>
+                <w:sz w:val="18"/>
+                <w:szCs w:val="18"/>
+              </w:rPr>
+              <w:t xml:space="preserve">margin</w:t>
+            </w:r>
+          </w:p>
+        </w:tc>
+        <w:tc>
+          <w:tcPr>
+            <w:tcW w:type="dxa" w:w="2600"/>
+          </w:tcPr>
+          <w:p>
+            <w:r>
+              <w:rPr>
+                <w:b w:val="false"/>
+                <w:bCs w:val="false"/>
+                <w:sz w:val="18"/>
+                <w:szCs w:val="18"/>
+              </w:rPr>
+              <w:t xml:space="preserve">FY27 EBITDA margin of 7-8%</w:t>
+            </w:r>
+          </w:p>
+        </w:tc>
+        <w:tc>
+          <w:tcPr>
+            <w:tcW w:type="dxa" w:w="2400"/>
+          </w:tcPr>
+          <w:p>
+            <w:r>
+              <w:rPr>
+                <w:b w:val="false"/>
+                <w:bCs w:val="false"/>
+                <w:sz w:val="18"/>
+                <w:szCs w:val="18"/>
+              </w:rPr>
+              <w:t xml:space="preserve">vs 9.9% in Q1 FY27 - i.e. normalisation down expected</w:t>
+            </w:r>
+          </w:p>
+        </w:tc>
+        <w:tc>
+          <w:tcPr>
+            <w:tcW w:type="dxa" w:w="900"/>
+          </w:tcPr>
+          <w:p>
+            <w:r>
+              <w:rPr>
+                <w:b w:val="false"/>
+                <w:bCs w:val="false"/>
+                <w:sz w:val="18"/>
+                <w:szCs w:val="18"/>
+              </w:rPr>
+              <w:t xml:space="preserve">FY27</w:t>
+            </w:r>
+          </w:p>
+        </w:tc>
+        <w:tc>
+          <w:tcPr>
+            <w:tcW w:type="dxa" w:w="1200"/>
+          </w:tcPr>
+          <w:p>
+            <w:r>
+              <w:rPr>
+                <w:b w:val="false"/>
+                <w:bCs w:val="false"/>
+                <w:sz w:val="18"/>
+                <w:szCs w:val="18"/>
+              </w:rPr>
+              <w:t xml:space="preserve">expectation</w:t>
+            </w:r>
+          </w:p>
+        </w:tc>
+        <w:tc>
+          <w:tcPr>
+            <w:tcW w:type="dxa" w:w="800"/>
+          </w:tcPr>
+          <w:p>
+            <w:r>
+              <w:rPr>
+                <w:b w:val="false"/>
+                <w:bCs w:val="false"/>
+                <w:sz w:val="18"/>
+                <w:szCs w:val="18"/>
+              </w:rPr>
+              <w:t xml:space="preserve">yes</w:t>
+            </w:r>
+          </w:p>
+        </w:tc>
+      </w:tr>
+      <w:tr>
+        <w:tc>
+          <w:tcPr>
+            <w:tcW w:type="dxa" w:w="1100"/>
+          </w:tcPr>
+          <w:p>
+            <w:r>
+              <w:rPr>
+                <w:b w:val="false"/>
+                <w:bCs w:val="false"/>
+                <w:sz w:val="18"/>
+                <w:szCs w:val="18"/>
+              </w:rPr>
+              <w:t xml:space="preserve">capacity</w:t>
+            </w:r>
+          </w:p>
+        </w:tc>
+        <w:tc>
+          <w:tcPr>
+            <w:tcW w:type="dxa" w:w="2600"/>
+          </w:tcPr>
+          <w:p>
+            <w:r>
+              <w:rPr>
+                <w:b w:val="false"/>
+                <w:bCs w:val="false"/>
+                <w:sz w:val="18"/>
+                <w:szCs w:val="18"/>
+              </w:rPr>
+              <w:t xml:space="preserve">25-30 new stores in FY27 incl. West Bengal entry</w:t>
+            </w:r>
+          </w:p>
+        </w:tc>
+        <w:tc>
+          <w:tcPr>
+            <w:tcW w:type="dxa" w:w="2400"/>
+          </w:tcPr>
+          <w:p>
+            <w:r>
+              <w:rPr>
+                <w:b w:val="false"/>
+                <w:bCs w:val="false"/>
+                <w:sz w:val="18"/>
+                <w:szCs w:val="18"/>
+              </w:rPr>
+              <w:t xml:space="preserve">~Rs 100 Cr store capex; West Bengal 10-12 stores by FY27-end, 30 in 2 years</w:t>
+            </w:r>
+          </w:p>
+        </w:tc>
+        <w:tc>
+          <w:tcPr>
+            <w:tcW w:type="dxa" w:w="900"/>
+          </w:tcPr>
+          <w:p>
+            <w:r>
+              <w:rPr>
+                <w:b w:val="false"/>
+                <w:bCs w:val="false"/>
+                <w:sz w:val="18"/>
+                <w:szCs w:val="18"/>
+              </w:rPr>
+              <w:t xml:space="preserve">FY27</w:t>
+            </w:r>
+          </w:p>
+        </w:tc>
+        <w:tc>
+          <w:tcPr>
+            <w:tcW w:type="dxa" w:w="1200"/>
+          </w:tcPr>
+          <w:p>
+            <w:r>
+              <w:rPr>
+                <w:b w:val="false"/>
+                <w:bCs w:val="false"/>
+                <w:sz w:val="18"/>
+                <w:szCs w:val="18"/>
+              </w:rPr>
+              <w:t xml:space="preserve">action</w:t>
+            </w:r>
+          </w:p>
+        </w:tc>
+        <w:tc>
+          <w:tcPr>
+            <w:tcW w:type="dxa" w:w="800"/>
+          </w:tcPr>
+          <w:p>
+            <w:r>
+              <w:rPr>
+                <w:b w:val="false"/>
+                <w:bCs w:val="false"/>
+                <w:sz w:val="18"/>
+                <w:szCs w:val="18"/>
+              </w:rPr>
+              <w:t xml:space="preserve"/>
+            </w:r>
+          </w:p>
+        </w:tc>
+      </w:tr>
+    </w:tbl>
+    <w:p>
+      <w:pPr>
+        <w:spacing w:after="60" w:before="120"/>
+      </w:pPr>
+      <w:r>
+        <w:rPr>
+          <w:b/>
+          <w:bCs/>
+          <w:sz w:val="20"/>
+          <w:szCs w:val="20"/>
+        </w:rPr>
+        <w:t xml:space="preserve">Earnings chain: </w:t>
+      </w:r>
+      <w:r>
+        <w:rPr>
+          <w:b w:val="false"/>
+          <w:bCs w:val="false"/>
+          <w:sz w:val="20"/>
+          <w:szCs w:val="20"/>
+        </w:rPr>
+        <w:t xml:space="preserve">consumer durables demand + SSSG</w:t>
+      </w:r>
+      <w:r>
+        <w:rPr>
+          <w:color w:val="666666"/>
+          <w:sz w:val="20"/>
+          <w:szCs w:val="20"/>
+        </w:rPr>
+        <w:t xml:space="preserve"> → </w:t>
+      </w:r>
+      <w:r>
+        <w:rPr>
+          <w:b w:val="false"/>
+          <w:bCs w:val="false"/>
+          <w:sz w:val="20"/>
+          <w:szCs w:val="20"/>
+        </w:rPr>
+        <w:t xml:space="preserve">store-base maturity (FY22-24 cohort)</w:t>
+      </w:r>
+      <w:r>
+        <w:rPr>
+          <w:color w:val="666666"/>
+          <w:sz w:val="20"/>
+          <w:szCs w:val="20"/>
+        </w:rPr>
+        <w:t xml:space="preserve"> → </w:t>
+      </w:r>
+      <w:r>
+        <w:rPr>
+          <w:b w:val="false"/>
+          <w:bCs w:val="false"/>
+          <w:sz w:val="20"/>
+          <w:szCs w:val="20"/>
+        </w:rPr>
+        <w:t xml:space="preserve">revenue growth 18-20%</w:t>
+      </w:r>
+      <w:r>
+        <w:rPr>
+          <w:color w:val="666666"/>
+          <w:sz w:val="20"/>
+          <w:szCs w:val="20"/>
+        </w:rPr>
+        <w:t xml:space="preserve"> → </w:t>
+      </w:r>
+      <w:r>
+        <w:rPr>
+          <w:b w:val="false"/>
+          <w:bCs w:val="false"/>
+          <w:sz w:val="20"/>
+          <w:szCs w:val="20"/>
+        </w:rPr>
+        <w:t xml:space="preserve">operating leverage on fixed store opex</w:t>
+      </w:r>
+      <w:r>
+        <w:rPr>
+          <w:color w:val="666666"/>
+          <w:sz w:val="20"/>
+          <w:szCs w:val="20"/>
+        </w:rPr>
+        <w:t xml:space="preserve"> → </w:t>
+      </w:r>
+      <w:r>
+        <w:rPr>
+          <w:b/>
+          <w:bCs/>
+          <w:color w:val="A32020"/>
+          <w:sz w:val="20"/>
+          <w:szCs w:val="20"/>
+        </w:rPr>
+        <w:t xml:space="preserve">EBITDA margin 7-8% (sustained)</w:t>
+      </w:r>
+      <w:r>
+        <w:rPr>
+          <w:color w:val="666666"/>
+          <w:sz w:val="20"/>
+          <w:szCs w:val="20"/>
+        </w:rPr>
+        <w:t xml:space="preserve"> → </w:t>
+      </w:r>
+      <w:r>
+        <w:rPr>
+          <w:b w:val="false"/>
+          <w:bCs w:val="false"/>
+          <w:sz w:val="20"/>
+          <w:szCs w:val="20"/>
+        </w:rPr>
+        <w:t xml:space="preserve">lower relative interest + depreciation drag</w:t>
+      </w:r>
+      <w:r>
+        <w:rPr>
+          <w:color w:val="666666"/>
+          <w:sz w:val="20"/>
+          <w:szCs w:val="20"/>
+        </w:rPr>
+        <w:t xml:space="preserve"> → </w:t>
+      </w:r>
+      <w:r>
+        <w:rPr>
+          <w:b w:val="false"/>
+          <w:bCs w:val="false"/>
+          <w:sz w:val="20"/>
+          <w:szCs w:val="20"/>
+        </w:rPr>
+        <w:t xml:space="preserve">PAT recovery</w:t>
+      </w:r>
+    </w:p>
+    <w:p>
+      <w:pPr>
+        <w:spacing w:after="120"/>
+      </w:pPr>
+      <w:r>
+        <w:rPr>
+          <w:color w:val="666666"/>
+          <w:sz w:val="18"/>
+          <w:szCs w:val="18"/>
+        </w:rPr>
+        <w:t xml:space="preserve">Bottleneck link: EBITDA margin 7-8% (sustained).</w:t>
+      </w:r>
+    </w:p>
+    <w:p>
+      <w:pPr>
+        <w:spacing w:after="120"/>
+      </w:pPr>
+      <w:r>
+        <w:rPr>
+          <w:color w:val="666666"/>
+          <w:sz w:val="18"/>
+          <w:szCs w:val="18"/>
+        </w:rPr>
+        <w:t xml:space="preserve">Operating leverage: yes - Q1 FY27 PAT +458% on revenue +39% demonstrates it, but off a near-breakeven base and management guides margin back down</w:t>
+      </w:r>
+    </w:p>
+    <w:p>
+      <w:pPr>
+        <w:spacing w:after="120"/>
+      </w:pPr>
+      <w:r>
+        <w:rPr>
+          <w:color w:val="666666"/>
+          <w:sz w:val="18"/>
+          <w:szCs w:val="18"/>
+        </w:rPr>
+        <w:t xml:space="preserve">Evidenced: consumer durables demand + SSSG; store-base maturity (FY22-24 cohort); revenue growth 18-20%. Still assumed: operating leverage on fixed store opex; EBITDA margin 7-8% (sustained); lower relative interest + depreciation drag.</w:t>
+      </w:r>
+    </w:p>
+    <w:p>
+      <w:pPr>
+        <w:spacing w:after="120"/>
+      </w:pPr>
+      <w:r>
+        <w:rPr>
+          <w:b/>
+          <w:bCs/>
+          <w:sz w:val="20"/>
+          <w:szCs w:val="20"/>
+        </w:rPr>
+        <w:t xml:space="preserve">Market expectation vs. our path:</w:t>
+      </w:r>
+    </w:p>
+    <w:tbl>
+      <w:tblPr>
+        <w:tblW w:type="dxa" w:w="9000"/>
+        <w:tblBorders>
+          <w:top w:val="single" w:color="auto" w:sz="4"/>
+          <w:left w:val="single" w:color="auto" w:sz="4"/>
+          <w:bottom w:val="single" w:color="auto" w:sz="4"/>
+          <w:right w:val="single" w:color="auto" w:sz="4"/>
+          <w:insideH w:val="single" w:color="auto" w:sz="4"/>
+          <w:insideV w:val="single" w:color="auto" w:sz="4"/>
+        </w:tblBorders>
+      </w:tblPr>
+      <w:tblGrid>
+        <w:gridCol w:w="3200"/>
+        <w:gridCol w:w="5800"/>
+      </w:tblGrid>
+      <w:tr>
+        <w:tc>
+          <w:tcPr>
+            <w:tcW w:type="dxa" w:w="3200"/>
+            <w:shd w:fill="F2F2F2" w:val="clear"/>
+          </w:tcPr>
+          <w:p>
+            <w:r>
+              <w:rPr>
+                <w:b/>
+                <w:bCs/>
+              </w:rPr>
+              <w:t xml:space="preserve">As of</w:t>
+            </w:r>
+          </w:p>
+        </w:tc>
+        <w:tc>
+          <w:tcPr>
+            <w:tcW w:type="dxa" w:w="5800"/>
+          </w:tcPr>
+          <w:p>
+            <w:r>
+              <w:t xml:space="preserve">2026-09-08</w:t>
+            </w:r>
+          </w:p>
+        </w:tc>
+      </w:tr>
+      <w:tr>
+        <w:tc>
+          <w:tcPr>
+            <w:tcW w:type="dxa" w:w="3200"/>
+            <w:shd w:fill="F2F2F2" w:val="clear"/>
+          </w:tcPr>
+          <w:p>
+            <w:r>
+              <w:rPr>
+                <w:b/>
+                <w:bCs/>
+              </w:rPr>
+              <w:t xml:space="preserve">Price / multiple</w:t>
+            </w:r>
+          </w:p>
+        </w:tc>
+        <w:tc>
+          <w:tcPr>
+            <w:tcW w:type="dxa" w:w="5800"/>
+          </w:tcPr>
+          <w:p>
+            <w:r>
+              <w:t xml:space="preserve">36x P/E</w:t>
+            </w:r>
+          </w:p>
+        </w:tc>
+      </w:tr>
+      <w:tr>
+        <w:tc>
+          <w:tcPr>
+            <w:tcW w:type="dxa" w:w="3200"/>
+            <w:shd w:fill="F2F2F2" w:val="clear"/>
+          </w:tcPr>
+          <w:p>
+            <w:r>
+              <w:rPr>
+                <w:b/>
+                <w:bCs/>
+              </w:rPr>
+              <w:t xml:space="preserve">Right valuation lens</w:t>
+            </w:r>
+          </w:p>
+        </w:tc>
+        <w:tc>
+          <w:tcPr>
+            <w:tcW w:type="dxa" w:w="5800"/>
+          </w:tcPr>
+          <w:p>
+            <w:r>
+              <w:t xml:space="preserve">P/E</w:t>
+            </w:r>
+          </w:p>
+        </w:tc>
+      </w:tr>
+      <w:tr>
+        <w:tc>
+          <w:tcPr>
+            <w:tcW w:type="dxa" w:w="3200"/>
+            <w:shd w:fill="F2F2F2" w:val="clear"/>
+          </w:tcPr>
+          <w:p>
+            <w:r>
+              <w:rPr>
+                <w:b/>
+                <w:bCs/>
+              </w:rPr>
+              <w:t xml:space="preserve">Price implies</w:t>
+            </w:r>
+          </w:p>
+        </w:tc>
+        <w:tc>
+          <w:tcPr>
+            <w:tcW w:type="dxa" w:w="5800"/>
+          </w:tcPr>
+          <w:p>
+            <w:r>
+              <w:t xml:space="preserve">~36x trailing on a depressed FY26 EPS implies the market expects a ~25-35% EPS CAGR FY26-28 (easy off the low base) sustained to justify a ~20-24x retail exit multiple; the recovery is largely embedded in the price near all-time highs</w:t>
+            </w:r>
+          </w:p>
+        </w:tc>
+      </w:tr>
+      <w:tr>
+        <w:tc>
+          <w:tcPr>
+            <w:tcW w:type="dxa" w:w="3200"/>
+            <w:shd w:fill="F2F2F2" w:val="clear"/>
+          </w:tcPr>
+          <w:p>
+            <w:r>
+              <w:rPr>
+                <w:b/>
+                <w:bCs/>
+              </w:rPr>
+              <w:t xml:space="preserve">Our FY27</w:t>
+            </w:r>
+          </w:p>
+        </w:tc>
+        <w:tc>
+          <w:tcPr>
+            <w:tcW w:type="dxa" w:w="5800"/>
+          </w:tcPr>
+          <w:p>
+            <w:r>
+              <w:t xml:space="preserve">revenue ~Rs 8,500-8,900 Cr (+18-24%), EBITDA margin ~7.5-8%, PAT ~Rs 200-250 Cr (recovery from Rs 107 Cr)</w:t>
+            </w:r>
+          </w:p>
+        </w:tc>
+      </w:tr>
+      <w:tr>
+        <w:tc>
+          <w:tcPr>
+            <w:tcW w:type="dxa" w:w="3200"/>
+            <w:shd w:fill="F2F2F2" w:val="clear"/>
+          </w:tcPr>
+          <w:p>
+            <w:r>
+              <w:rPr>
+                <w:b/>
+                <w:bCs/>
+              </w:rPr>
+              <w:t xml:space="preserve">Our FY28</w:t>
+            </w:r>
+          </w:p>
+        </w:tc>
+        <w:tc>
+          <w:tcPr>
+            <w:tcW w:type="dxa" w:w="5800"/>
+          </w:tcPr>
+          <w:p>
+            <w:r>
+              <w:t xml:space="preserve">revenue ~Rs 10,000 Cr, PAT ~Rs 270-330 Cr if margins hold at 7.5-8% and West Bengal contributes</w:t>
+            </w:r>
+          </w:p>
+        </w:tc>
+      </w:tr>
+      <w:tr>
+        <w:tc>
+          <w:tcPr>
+            <w:tcW w:type="dxa" w:w="3200"/>
+            <w:shd w:fill="F2F2F2" w:val="clear"/>
+          </w:tcPr>
+          <w:p>
+            <w:r>
+              <w:rPr>
+                <w:b/>
+                <w:bCs/>
+              </w:rPr>
+              <w:t xml:space="preserve">Gap direction</w:t>
+            </w:r>
+          </w:p>
+        </w:tc>
+        <w:tc>
+          <w:tcPr>
+            <w:tcW w:type="dxa" w:w="5800"/>
+          </w:tcPr>
+          <w:p>
+            <w:r>
+              <w:t xml:space="preserve">priced-in</w:t>
+            </w:r>
+          </w:p>
+        </w:tc>
+      </w:tr>
+      <w:tr>
+        <w:tc>
+          <w:tcPr>
+            <w:tcW w:type="dxa" w:w="3200"/>
+            <w:shd w:fill="F2F2F2" w:val="clear"/>
+          </w:tcPr>
+          <w:p>
+            <w:r>
+              <w:rPr>
+                <w:b/>
+                <w:bCs/>
+              </w:rPr>
+              <w:t xml:space="preserve">Gap type</w:t>
+            </w:r>
+          </w:p>
+        </w:tc>
+        <w:tc>
+          <w:tcPr>
+            <w:tcW w:type="dxa" w:w="5800"/>
+          </w:tcPr>
+          <w:p>
+            <w:r>
+              <w:t xml:space="preserve">margin</w:t>
+            </w:r>
+          </w:p>
+        </w:tc>
+      </w:tr>
+      <w:tr>
+        <w:tc>
+          <w:tcPr>
+            <w:tcW w:type="dxa" w:w="3200"/>
+            <w:shd w:fill="F2F2F2" w:val="clear"/>
+          </w:tcPr>
+          <w:p>
+            <w:r>
+              <w:rPr>
+                <w:b/>
+                <w:bCs/>
+              </w:rPr>
+              <w:t xml:space="preserve">Gap magnitude</w:t>
+            </w:r>
+          </w:p>
+        </w:tc>
+        <w:tc>
+          <w:tcPr>
+            <w:tcW w:type="dxa" w:w="5800"/>
+          </w:tcPr>
+          <w:p>
+            <w:r>
+              <w:t xml:space="preserve">0% (our FY28 PAT vs implied)</w:t>
+            </w:r>
+          </w:p>
+        </w:tc>
+      </w:tr>
+      <w:tr>
+        <w:tc>
+          <w:tcPr>
+            <w:tcW w:type="dxa" w:w="3200"/>
+            <w:shd w:fill="F2F2F2" w:val="clear"/>
+          </w:tcPr>
+          <w:p>
+            <w:r>
+              <w:rPr>
+                <w:b/>
+                <w:bCs/>
+              </w:rPr>
+              <w:t xml:space="preserve">Gap basis</w:t>
+            </w:r>
+          </w:p>
+        </w:tc>
+        <w:tc>
+          <w:tcPr>
+            <w:tcW w:type="dxa" w:w="5800"/>
+          </w:tcPr>
+          <w:p>
+            <w:r>
+              <w:t xml:space="preserve">our FY28 PAT path is roughly what a ~36x-trailing, near-all-time-high price already needs; upside requires a DURABLE margin step-up above the guided 7-8%, which management is not promising</w:t>
+            </w:r>
+          </w:p>
+        </w:tc>
+      </w:tr>
+      <w:tr>
+        <w:tc>
+          <w:tcPr>
+            <w:tcW w:type="dxa" w:w="3200"/>
+            <w:shd w:fill="F2F2F2" w:val="clear"/>
+          </w:tcPr>
+          <w:p>
+            <w:r>
+              <w:rPr>
+                <w:b/>
+                <w:bCs/>
+              </w:rPr>
+              <w:t xml:space="preserve">Evidence quality</w:t>
+            </w:r>
+          </w:p>
+        </w:tc>
+        <w:tc>
+          <w:tcPr>
+            <w:tcW w:type="dxa" w:w="5800"/>
+          </w:tcPr>
+          <w:p>
+            <w:r>
+              <w:t xml:space="preserve">moderate</w:t>
+            </w:r>
+          </w:p>
+        </w:tc>
+      </w:tr>
+    </w:tbl>
+    <w:p>
+      <w:pPr>
+        <w:spacing w:after="120"/>
+      </w:pPr>
+      <w:r>
+        <w:rPr>
+          <w:i/>
+          <w:iCs/>
+          <w:color w:val="666666"/>
+          <w:sz w:val="16"/>
+          <w:szCs w:val="16"/>
+        </w:rPr>
+        <w:t xml:space="preserve">no broker consensus; implied path is a reverse-P/E estimate + screener.in forward figures + VP thread view</w:t>
+      </w:r>
+    </w:p>
+    <w:p>
+      <w:pPr>
+        <w:spacing w:after="120" w:before="120"/>
+      </w:pPr>
+      <w:r>
+        <w:rPr>
+          <w:b/>
+          <w:bCs/>
+          <w:sz w:val="20"/>
+          <w:szCs w:val="20"/>
+        </w:rPr>
+        <w:t xml:space="preserve">Catalyst: </w:t>
+      </w:r>
+      <w:r>
+        <w:rPr>
+          <w:sz w:val="20"/>
+          <w:szCs w:val="20"/>
+        </w:rPr>
+        <w:t xml:space="preserve">Q2-Q3 FY27 (festive) prints showing EBITDA margin sustained above the ~7% historical level, plus West Bengal store openings on schedule</w:t>
+      </w:r>
+      <w:r>
+        <w:rPr>
+          <w:color w:val="666666"/>
+          <w:sz w:val="18"/>
+          <w:szCs w:val="18"/>
+        </w:rPr>
+        <w:t xml:space="preserve"> (window ~6M from 2026-09-08; undated; evidence med; pending)</w:t>
       </w:r>
     </w:p>
     <w:p>
@@ -343,15 +1802,727 @@
         <w:spacing w:after="120" w:before="280"/>
       </w:pPr>
       <w:r>
-        <w:t xml:space="preserve">BSE Corporate Actions / Other Red Flags</w:t>
-      </w:r>
-    </w:p>
-    <w:p>
-      <w:pPr>
-        <w:spacing w:after="120"/>
-      </w:pPr>
-      <w:r>
-        <w:t xml:space="preserve">No red-flag corporate actions found. A May 2025 warehouse fire caused an insured Rs 8 Cr inventory loss, fully provisioned and expected to be reversed on claim settlement — a one-off operational event, not a governance concern.</w:t>
+        <w:t xml:space="preserve">Ishmohit-Lens Checks (value chain · earnings quality · growth trajectory · management · quality metrics · track record · global-signal check)</w:t>
+      </w:r>
+    </w:p>
+    <w:p>
+      <w:pPr>
+        <w:spacing w:after="120"/>
+      </w:pPr>
+      <w:r>
+        <w:rPr>
+          <w:i/>
+          <w:iCs/>
+          <w:color w:val="666666"/>
+          <w:sz w:val="18"/>
+          <w:szCs w:val="18"/>
+        </w:rPr>
+        <w:t xml:space="preserve">Extra checks drawn from @ishmohit1 / SOIC methodology (playbook/ishmohit-soic-style.md): where the company sits in its value chain and what the supply side is doing, whether a margin/PAT inflection is structural or a cyclical peak, the rate-of-change of growth vs. what the multiple demands, and management quality as a positive attribute.</w:t>
+      </w:r>
+    </w:p>
+    <w:p>
+      <w:pPr>
+        <w:spacing w:after="120"/>
+      </w:pPr>
+      <w:r>
+        <w:rPr>
+          <w:b/>
+          <w:bCs/>
+          <w:sz w:val="20"/>
+          <w:szCs w:val="20"/>
+        </w:rPr>
+        <w:t xml:space="preserve">Value chain &amp; supply side:</w:t>
+      </w:r>
+    </w:p>
+    <w:tbl>
+      <w:tblPr>
+        <w:tblW w:type="dxa" w:w="9000"/>
+        <w:tblBorders>
+          <w:top w:val="single" w:color="auto" w:sz="4"/>
+          <w:left w:val="single" w:color="auto" w:sz="4"/>
+          <w:bottom w:val="single" w:color="auto" w:sz="4"/>
+          <w:right w:val="single" w:color="auto" w:sz="4"/>
+          <w:insideH w:val="single" w:color="auto" w:sz="4"/>
+          <w:insideV w:val="single" w:color="auto" w:sz="4"/>
+        </w:tblBorders>
+      </w:tblPr>
+      <w:tblGrid>
+        <w:gridCol w:w="3200"/>
+        <w:gridCol w:w="5800"/>
+      </w:tblGrid>
+      <w:tr>
+        <w:tc>
+          <w:tcPr>
+            <w:tcW w:type="dxa" w:w="3200"/>
+            <w:shd w:fill="F2F2F2" w:val="clear"/>
+          </w:tcPr>
+          <w:p>
+            <w:r>
+              <w:rPr>
+                <w:b/>
+                <w:bCs/>
+              </w:rPr>
+              <w:t xml:space="preserve">Theme</w:t>
+            </w:r>
+          </w:p>
+        </w:tc>
+        <w:tc>
+          <w:tcPr>
+            <w:tcW w:type="dxa" w:w="5800"/>
+          </w:tcPr>
+          <w:p>
+            <w:r>
+              <w:t xml:space="preserve">organized consumer-electronics / durables retail</w:t>
+            </w:r>
+          </w:p>
+        </w:tc>
+      </w:tr>
+      <w:tr>
+        <w:tc>
+          <w:tcPr>
+            <w:tcW w:type="dxa" w:w="3200"/>
+            <w:shd w:fill="F2F2F2" w:val="clear"/>
+          </w:tcPr>
+          <w:p>
+            <w:r>
+              <w:rPr>
+                <w:b/>
+                <w:bCs/>
+              </w:rPr>
+              <w:t xml:space="preserve">This company's position</w:t>
+            </w:r>
+          </w:p>
+        </w:tc>
+        <w:tc>
+          <w:tcPr>
+            <w:tcW w:type="dxa" w:w="5800"/>
+          </w:tcPr>
+          <w:p>
+            <w:r>
+              <w:t xml:space="preserve">#4 national and #1 South-India multi-brand durables retailer, sitting between OEMs and consumers; expanding into NCR and West Bengal</w:t>
+            </w:r>
+          </w:p>
+        </w:tc>
+      </w:tr>
+      <w:tr>
+        <w:tc>
+          <w:tcPr>
+            <w:tcW w:type="dxa" w:w="3200"/>
+            <w:shd w:fill="F2F2F2" w:val="clear"/>
+          </w:tcPr>
+          <w:p>
+            <w:r>
+              <w:rPr>
+                <w:b/>
+                <w:bCs/>
+              </w:rPr>
+              <w:t xml:space="preserve">Bottleneck node (pricing power)</w:t>
+            </w:r>
+          </w:p>
+        </w:tc>
+        <w:tc>
+          <w:tcPr>
+            <w:tcW w:type="dxa" w:w="5800"/>
+          </w:tcPr>
+          <w:p>
+            <w:r>
+              <w:t xml:space="preserve">store real estate + working-capital funding</w:t>
+            </w:r>
+          </w:p>
+        </w:tc>
+      </w:tr>
+      <w:tr>
+        <w:tc>
+          <w:tcPr>
+            <w:tcW w:type="dxa" w:w="3200"/>
+            <w:shd w:fill="F2F2F2" w:val="clear"/>
+          </w:tcPr>
+          <w:p>
+            <w:r>
+              <w:rPr>
+                <w:b/>
+                <w:bCs/>
+              </w:rPr>
+              <w:t xml:space="preserve">Supply-side status</w:t>
+            </w:r>
+          </w:p>
+        </w:tc>
+        <w:tc>
+          <w:tcPr>
+            <w:tcW w:type="dxa" w:w="5800"/>
+          </w:tcPr>
+          <w:p>
+            <w:r>
+              <w:t xml:space="preserve">adding</w:t>
+            </w:r>
+          </w:p>
+        </w:tc>
+      </w:tr>
+      <w:tr>
+        <w:tc>
+          <w:tcPr>
+            <w:tcW w:type="dxa" w:w="3200"/>
+            <w:shd w:fill="F2F2F2" w:val="clear"/>
+          </w:tcPr>
+          <w:p>
+            <w:r>
+              <w:rPr>
+                <w:b/>
+                <w:bCs/>
+              </w:rPr>
+              <w:t xml:space="preserve">Adjacent-node peers</w:t>
+            </w:r>
+          </w:p>
+        </w:tc>
+        <w:tc>
+          <w:tcPr>
+            <w:tcW w:type="dxa" w:w="5800"/>
+          </w:tcPr>
+          <w:p>
+            <w:r>
+              <w:t xml:space="preserve">Reliance Retail (Reliance Digital), Tata (Croma), Vijay Sales (unlisted), Aditya Vision</w:t>
+            </w:r>
+          </w:p>
+        </w:tc>
+      </w:tr>
+    </w:tbl>
+    <w:p>
+      <w:pPr>
+        <w:spacing w:after="120"/>
+      </w:pPr>
+      <w:r>
+        <w:rPr>
+          <w:color w:val="666666"/>
+          <w:sz w:val="18"/>
+          <w:szCs w:val="18"/>
+        </w:rPr>
+        <w:t xml:space="preserve">Every organized player is adding stores aggressively and e-commerce is a permanent price check, so pricing power is structurally thin; regional density and vendor terms in the South are EMIL's only real edge. Aditya Vision (Bihar) shows the format CAN earn much higher ROCE with the right regional moat - EMIL has not demonstrated that yet.</w:t>
+      </w:r>
+    </w:p>
+    <w:p>
+      <w:pPr>
+        <w:spacing w:after="60" w:before="120"/>
+      </w:pPr>
+      <w:r>
+        <w:rPr>
+          <w:b/>
+          <w:bCs/>
+          <w:sz w:val="20"/>
+          <w:szCs w:val="20"/>
+        </w:rPr>
+        <w:t xml:space="preserve">Earnings quality: </w:t>
+      </w:r>
+      <w:r>
+        <w:rPr>
+          <w:sz w:val="20"/>
+          <w:szCs w:val="20"/>
+        </w:rPr>
+        <w:t xml:space="preserve">margin driver cyclical</w:t>
+      </w:r>
+      <w:r>
+        <w:rPr>
+          <w:b/>
+          <w:bCs/>
+          <w:color w:val="A32020"/>
+          <w:sz w:val="20"/>
+          <w:szCs w:val="20"/>
+        </w:rPr>
+        <w:t xml:space="preserve">  — PEAK-MARGIN RISK: do not capitalise current margins</w:t>
+      </w:r>
+    </w:p>
+    <w:p>
+      <w:pPr>
+        <w:spacing w:after="120"/>
+      </w:pPr>
+      <w:r>
+        <w:rPr>
+          <w:color w:val="666666"/>
+          <w:sz w:val="18"/>
+          <w:szCs w:val="18"/>
+        </w:rPr>
+        <w:t xml:space="preserve">Drivers: operating leverage on a weak prior-year base (fire + weak summer); same-store-sales growth 34.2% (partly comp-driven); new-store opex drag (negative, ongoing with 25-30 adds/yr).</w:t>
+      </w:r>
+    </w:p>
+    <w:p>
+      <w:pPr>
+        <w:spacing w:after="120"/>
+      </w:pPr>
+      <w:r>
+        <w:rPr>
+          <w:color w:val="666666"/>
+          <w:sz w:val="18"/>
+          <w:szCs w:val="18"/>
+        </w:rPr>
+        <w:t xml:space="preserve">Q1 FY27 EBITDA margin of 9.9% is well above the ~7% through-cycle level and management explicitly guides FY27 back to 7-8%; normalised EBITDA margin ~7%, normalised PAT margin ~2.5-3%.</w:t>
+      </w:r>
+    </w:p>
+    <w:p>
+      <w:pPr>
+        <w:spacing w:after="60" w:before="120"/>
+      </w:pPr>
+      <w:r>
+        <w:rPr>
+          <w:b/>
+          <w:bCs/>
+          <w:sz w:val="20"/>
+          <w:szCs w:val="20"/>
+        </w:rPr>
+        <w:t xml:space="preserve">Growth trajectory: </w:t>
+      </w:r>
+      <w:r>
+        <w:rPr>
+          <w:b w:val="false"/>
+          <w:bCs w:val="false"/>
+          <w:sz w:val="20"/>
+          <w:szCs w:val="20"/>
+        </w:rPr>
+        <w:t xml:space="preserve">YoY growth rate is lumpy</w:t>
+      </w:r>
+    </w:p>
+    <w:p>
+      <w:pPr>
+        <w:spacing w:after="120"/>
+      </w:pPr>
+      <w:r>
+        <w:rPr>
+          <w:color w:val="666666"/>
+          <w:sz w:val="18"/>
+          <w:szCs w:val="18"/>
+        </w:rPr>
+        <w:t xml:space="preserve">Revenue YoY (annual then latest q): FY24 +15%, FY25 +7%, FY26 +7%, Q1 FY27 +39% (SSSG 34.2%, easy comp). PAT YoY: FY24 +50%, FY25 -13%, FY26 -33%, Q1 FY27 +458% (off a near-breakeven Q1 FY26). Retail with weather/festive seasonality and a fire-hit base - treat as lumpy, not a clean acceleration.</w:t>
+      </w:r>
+    </w:p>
+    <w:p>
+      <w:pPr>
+        <w:spacing w:after="120"/>
+      </w:pPr>
+      <w:r>
+        <w:rPr>
+          <w:color w:val="666666"/>
+          <w:sz w:val="18"/>
+          <w:szCs w:val="18"/>
+        </w:rPr>
+        <w:t xml:space="preserve">Reverse P/E: ~36x trailing needs a sustained EPS recovery of 25-35% CAGR off the low FY26 base; achievable arithmetically but the rate-of-change is comp-assisted and management guides margins back down, so EPS growth likely decelerates sharply after Q1-Q2 FY27.</w:t>
+      </w:r>
+    </w:p>
+    <w:p>
+      <w:pPr>
+        <w:spacing w:after="120"/>
+      </w:pPr>
+      <w:r>
+        <w:rPr>
+          <w:b/>
+          <w:bCs/>
+          <w:sz w:val="20"/>
+          <w:szCs w:val="20"/>
+        </w:rPr>
+        <w:t xml:space="preserve">Management quality (TVGP's "P"):</w:t>
+      </w:r>
+    </w:p>
+    <w:tbl>
+      <w:tblPr>
+        <w:tblW w:type="dxa" w:w="9000"/>
+        <w:tblBorders>
+          <w:top w:val="single" w:color="auto" w:sz="4"/>
+          <w:left w:val="single" w:color="auto" w:sz="4"/>
+          <w:bottom w:val="single" w:color="auto" w:sz="4"/>
+          <w:right w:val="single" w:color="auto" w:sz="4"/>
+          <w:insideH w:val="single" w:color="auto" w:sz="4"/>
+          <w:insideV w:val="single" w:color="auto" w:sz="4"/>
+        </w:tblBorders>
+      </w:tblPr>
+      <w:tblGrid>
+        <w:gridCol w:w="3200"/>
+        <w:gridCol w:w="5800"/>
+      </w:tblGrid>
+      <w:tr>
+        <w:tc>
+          <w:tcPr>
+            <w:tcW w:type="dxa" w:w="3200"/>
+            <w:shd w:fill="F2F2F2" w:val="clear"/>
+          </w:tcPr>
+          <w:p>
+            <w:r>
+              <w:rPr>
+                <w:b/>
+                <w:bCs/>
+              </w:rPr>
+              <w:t xml:space="preserve">Assessment</w:t>
+            </w:r>
+          </w:p>
+        </w:tc>
+        <w:tc>
+          <w:tcPr>
+            <w:tcW w:type="dxa" w:w="5800"/>
+          </w:tcPr>
+          <w:p>
+            <w:r>
+              <w:t xml:space="preserve">neutral</w:t>
+            </w:r>
+          </w:p>
+        </w:tc>
+      </w:tr>
+      <w:tr>
+        <w:tc>
+          <w:tcPr>
+            <w:tcW w:type="dxa" w:w="3200"/>
+            <w:shd w:fill="F2F2F2" w:val="clear"/>
+          </w:tcPr>
+          <w:p>
+            <w:r>
+              <w:rPr>
+                <w:b/>
+                <w:bCs/>
+              </w:rPr>
+              <w:t xml:space="preserve">Capital allocation</w:t>
+            </w:r>
+          </w:p>
+        </w:tc>
+        <w:tc>
+          <w:tcPr>
+            <w:tcW w:type="dxa" w:w="5800"/>
+          </w:tcPr>
+          <w:p>
+            <w:r>
+              <w:t xml:space="preserve">Aggressive debt-funded store expansion (30+/yr) that outpaced revenue absorption for two years, compressing margins and ROE; store additions are on-strategy but incremental returns have been poor and D/E is ~5x. NCR turned profitable; West Bengal is the next bet. No unrelated diversification. (neutral)</w:t>
+            </w:r>
+          </w:p>
+        </w:tc>
+      </w:tr>
+      <w:tr>
+        <w:tc>
+          <w:tcPr>
+            <w:tcW w:type="dxa" w:w="3200"/>
+            <w:shd w:fill="F2F2F2" w:val="clear"/>
+          </w:tcPr>
+          <w:p>
+            <w:r>
+              <w:rPr>
+                <w:b/>
+                <w:bCs/>
+              </w:rPr>
+              <w:t xml:space="preserve">Related-party trend</w:t>
+            </w:r>
+          </w:p>
+        </w:tc>
+        <w:tc>
+          <w:tcPr>
+            <w:tcW w:type="dxa" w:w="5800"/>
+          </w:tcPr>
+          <w:p>
+            <w:r>
+              <w:t xml:space="preserve">unclear</w:t>
+            </w:r>
+          </w:p>
+        </w:tc>
+      </w:tr>
+      <w:tr>
+        <w:tc>
+          <w:tcPr>
+            <w:tcW w:type="dxa" w:w="3200"/>
+            <w:shd w:fill="F2F2F2" w:val="clear"/>
+          </w:tcPr>
+          <w:p>
+            <w:r>
+              <w:rPr>
+                <w:b/>
+                <w:bCs/>
+              </w:rPr>
+              <w:t xml:space="preserve">Guidance credibility</w:t>
+            </w:r>
+          </w:p>
+        </w:tc>
+        <w:tc>
+          <w:tcPr>
+            <w:tcW w:type="dxa" w:w="5800"/>
+          </w:tcPr>
+          <w:p>
+            <w:r>
+              <w:t xml:space="preserve">mixed</w:t>
+            </w:r>
+          </w:p>
+        </w:tc>
+      </w:tr>
+      <w:tr>
+        <w:tc>
+          <w:tcPr>
+            <w:tcW w:type="dxa" w:w="3200"/>
+            <w:shd w:fill="F2F2F2" w:val="clear"/>
+          </w:tcPr>
+          <w:p>
+            <w:r>
+              <w:rPr>
+                <w:b/>
+                <w:bCs/>
+              </w:rPr>
+              <w:t xml:space="preserve">Shareholder returns</w:t>
+            </w:r>
+          </w:p>
+        </w:tc>
+        <w:tc>
+          <w:tcPr>
+            <w:tcW w:type="dxa" w:w="5800"/>
+          </w:tcPr>
+          <w:p>
+            <w:r>
+              <w:t xml:space="preserve">none</w:t>
+            </w:r>
+          </w:p>
+        </w:tc>
+      </w:tr>
+      <w:tr>
+        <w:tc>
+          <w:tcPr>
+            <w:tcW w:type="dxa" w:w="3200"/>
+            <w:shd w:fill="F2F2F2" w:val="clear"/>
+          </w:tcPr>
+          <w:p>
+            <w:r>
+              <w:rPr>
+                <w:b/>
+                <w:bCs/>
+              </w:rPr>
+              <w:t xml:space="preserve">Capability ladder / VAP</w:t>
+            </w:r>
+          </w:p>
+        </w:tc>
+        <w:tc>
+          <w:tcPr>
+            <w:tcW w:type="dxa" w:w="5800"/>
+          </w:tcPr>
+          <w:p>
+            <w:r>
+              <w:t xml:space="preserve">—</w:t>
+            </w:r>
+          </w:p>
+        </w:tc>
+      </w:tr>
+    </w:tbl>
+    <w:p>
+      <w:pPr>
+        <w:spacing w:after="120"/>
+      </w:pPr>
+      <w:r>
+        <w:rPr>
+          <w:b/>
+          <w:bCs/>
+          <w:sz w:val="20"/>
+          <w:szCs w:val="20"/>
+        </w:rPr>
+        <w:t xml:space="preserve">Quality metrics (ROCE · debt · FCF · margin · capex):</w:t>
+      </w:r>
+    </w:p>
+    <w:tbl>
+      <w:tblPr>
+        <w:tblW w:type="dxa" w:w="9000"/>
+        <w:tblBorders>
+          <w:top w:val="single" w:color="auto" w:sz="4"/>
+          <w:left w:val="single" w:color="auto" w:sz="4"/>
+          <w:bottom w:val="single" w:color="auto" w:sz="4"/>
+          <w:right w:val="single" w:color="auto" w:sz="4"/>
+          <w:insideH w:val="single" w:color="auto" w:sz="4"/>
+          <w:insideV w:val="single" w:color="auto" w:sz="4"/>
+        </w:tblBorders>
+      </w:tblPr>
+      <w:tblGrid>
+        <w:gridCol w:w="3200"/>
+        <w:gridCol w:w="5800"/>
+      </w:tblGrid>
+      <w:tr>
+        <w:tc>
+          <w:tcPr>
+            <w:tcW w:type="dxa" w:w="3200"/>
+            <w:shd w:fill="F2F2F2" w:val="clear"/>
+          </w:tcPr>
+          <w:p>
+            <w:r>
+              <w:rPr>
+                <w:b/>
+                <w:bCs/>
+              </w:rPr>
+              <w:t xml:space="preserve">Assessment</w:t>
+            </w:r>
+          </w:p>
+        </w:tc>
+        <w:tc>
+          <w:tcPr>
+            <w:tcW w:type="dxa" w:w="5800"/>
+          </w:tcPr>
+          <w:p>
+            <w:r>
+              <w:t xml:space="preserve">concern</w:t>
+            </w:r>
+          </w:p>
+        </w:tc>
+      </w:tr>
+      <w:tr>
+        <w:tc>
+          <w:tcPr>
+            <w:tcW w:type="dxa" w:w="3200"/>
+            <w:shd w:fill="F2F2F2" w:val="clear"/>
+          </w:tcPr>
+          <w:p>
+            <w:r>
+              <w:rPr>
+                <w:b/>
+                <w:bCs/>
+              </w:rPr>
+              <w:t xml:space="preserve">ROCE</w:t>
+            </w:r>
+          </w:p>
+        </w:tc>
+        <w:tc>
+          <w:tcPr>
+            <w:tcW w:type="dxa" w:w="5800"/>
+          </w:tcPr>
+          <w:p>
+            <w:r>
+              <w:t xml:space="preserve">7.5% (declining)</w:t>
+            </w:r>
+          </w:p>
+        </w:tc>
+      </w:tr>
+      <w:tr>
+        <w:tc>
+          <w:tcPr>
+            <w:tcW w:type="dxa" w:w="3200"/>
+            <w:shd w:fill="F2F2F2" w:val="clear"/>
+          </w:tcPr>
+          <w:p>
+            <w:r>
+              <w:rPr>
+                <w:b/>
+                <w:bCs/>
+              </w:rPr>
+              <w:t xml:space="preserve">Leverage</w:t>
+            </w:r>
+          </w:p>
+        </w:tc>
+        <w:tc>
+          <w:tcPr>
+            <w:tcW w:type="dxa" w:w="5800"/>
+          </w:tcPr>
+          <w:p>
+            <w:r>
+              <w:t xml:space="preserve">Net debt/EBITDA 3.3x</w:t>
+            </w:r>
+          </w:p>
+        </w:tc>
+      </w:tr>
+      <w:tr>
+        <w:tc>
+          <w:tcPr>
+            <w:tcW w:type="dxa" w:w="3200"/>
+            <w:shd w:fill="F2F2F2" w:val="clear"/>
+          </w:tcPr>
+          <w:p>
+            <w:r>
+              <w:rPr>
+                <w:b/>
+                <w:bCs/>
+              </w:rPr>
+              <w:t xml:space="preserve">FCF conversion</w:t>
+            </w:r>
+          </w:p>
+        </w:tc>
+        <w:tc>
+          <w:tcPr>
+            <w:tcW w:type="dxa" w:w="5800"/>
+          </w:tcPr>
+          <w:p>
+            <w:r>
+              <w:t xml:space="preserve">45%</w:t>
+            </w:r>
+          </w:p>
+        </w:tc>
+      </w:tr>
+      <w:tr>
+        <w:tc>
+          <w:tcPr>
+            <w:tcW w:type="dxa" w:w="3200"/>
+            <w:shd w:fill="F2F2F2" w:val="clear"/>
+          </w:tcPr>
+          <w:p>
+            <w:r>
+              <w:rPr>
+                <w:b/>
+                <w:bCs/>
+              </w:rPr>
+              <w:t xml:space="preserve">Margin trend</w:t>
+            </w:r>
+          </w:p>
+        </w:tc>
+        <w:tc>
+          <w:tcPr>
+            <w:tcW w:type="dxa" w:w="5800"/>
+          </w:tcPr>
+          <w:p>
+            <w:r>
+              <w:t xml:space="preserve">contracting</w:t>
+            </w:r>
+          </w:p>
+        </w:tc>
+      </w:tr>
+      <w:tr>
+        <w:tc>
+          <w:tcPr>
+            <w:tcW w:type="dxa" w:w="3200"/>
+            <w:shd w:fill="F2F2F2" w:val="clear"/>
+          </w:tcPr>
+          <w:p>
+            <w:r>
+              <w:rPr>
+                <w:b/>
+                <w:bCs/>
+              </w:rPr>
+              <w:t xml:space="preserve">Capex efficiency</w:t>
+            </w:r>
+          </w:p>
+        </w:tc>
+        <w:tc>
+          <w:tcPr>
+            <w:tcW w:type="dxa" w:w="5800"/>
+          </w:tcPr>
+          <w:p>
+            <w:r>
+              <w:t xml:space="preserve">neutral</w:t>
+            </w:r>
+          </w:p>
+        </w:tc>
+      </w:tr>
+    </w:tbl>
+    <w:p>
+      <w:pPr>
+        <w:spacing w:after="60" w:before="120"/>
+      </w:pPr>
+      <w:r>
+        <w:rPr>
+          <w:b/>
+          <w:bCs/>
+          <w:sz w:val="20"/>
+          <w:szCs w:val="20"/>
+        </w:rPr>
+        <w:t xml:space="preserve">Track record (Coffee Can persistence check): </w:t>
+      </w:r>
+      <w:r>
+        <w:rPr>
+          <w:sz w:val="20"/>
+          <w:szCs w:val="20"/>
+        </w:rPr>
+        <w:t xml:space="preserve">cleared revenue growth ≥10% AND ROCE ≥15% in 0 of the last 4 years (consistency_score 0)</w:t>
+      </w:r>
+    </w:p>
+    <w:p>
+      <w:pPr>
+        <w:spacing w:after="120"/>
+      </w:pPr>
+      <w:r>
+        <w:rPr>
+          <w:color w:val="666666"/>
+          <w:sz w:val="18"/>
+          <w:szCs w:val="18"/>
+        </w:rPr>
+        <w:t xml:space="preserve">FY23-FY26 all verifiable from the same filings. Revenue growth cleared 10% in FY23-FY24 but not FY25-FY26; ROCE was ~8-13% every year and never reached 15%. So no year cleared BOTH the &gt;=10% revenue-growth and &gt;=15% ROCE bars - a structural feature of the thin-margin, leveraged retail format, not a young-company artifact (EMIL has a long operating history).</w:t>
       </w:r>
     </w:p>
     <w:p>
@@ -360,59 +2531,15 @@
         <w:spacing w:after="120" w:before="280"/>
       </w:pPr>
       <w:r>
-        <w:t xml:space="preserve">Bull Case</w:t>
-      </w:r>
-    </w:p>
-    <w:p>
-      <w:pPr>
-        <w:pStyle w:val="ListParagraph"/>
-        <w:numPr>
-          <w:ilvl w:val="0"/>
-          <w:numId w:val="1"/>
-        </w:numPr>
-        <w:spacing w:after="60"/>
-      </w:pPr>
-      <w:r>
-        <w:t xml:space="preserve">Q1 FY27's margin recovery (EBITDA margin 9.9% vs 6.3%) shows real operating leverage kicking in as newer stores mature (96 stores now &gt;4 years old, contributing disproportionately to profitability)</w:t>
-      </w:r>
-    </w:p>
-    <w:p>
-      <w:pPr>
-        <w:pStyle w:val="ListParagraph"/>
-        <w:numPr>
-          <w:ilvl w:val="0"/>
-          <w:numId w:val="1"/>
-        </w:numPr>
-        <w:spacing w:after="60"/>
-      </w:pPr>
-      <w:r>
-        <w:t xml:space="preserve">39% revenue growth and 227-store footprint show continued market-share gains in South India plus a scaling NCR cluster (up 38% YoY in the prior quarter)</w:t>
-      </w:r>
-    </w:p>
-    <w:p>
-      <w:pPr>
-        <w:pStyle w:val="ListParagraph"/>
-        <w:numPr>
-          <w:ilvl w:val="0"/>
-          <w:numId w:val="1"/>
-        </w:numPr>
-        <w:spacing w:after="60"/>
-      </w:pPr>
-      <w:r>
-        <w:t xml:space="preserve">Small enough (~Rs 7,184 Cr) that a genuine re-rating plus continued execution could plausibly compound toward a 10x outcome over several years</w:t>
-      </w:r>
-    </w:p>
-    <w:p>
-      <w:pPr>
-        <w:pStyle w:val="ListParagraph"/>
-        <w:numPr>
-          <w:ilvl w:val="0"/>
-          <w:numId w:val="1"/>
-        </w:numPr>
-        <w:spacing w:after="60"/>
-      </w:pPr>
-      <w:r>
-        <w:t xml:space="preserve">ranvir's explicit 'blockbuster' framing is a stronger characterization than his typically neutral quarterly updates</w:t>
+        <w:t xml:space="preserve">Technical Read (Weekly / Monthly MACD + Bollinger Bands, or RSI/CCI/Williams %R proxy)</w:t>
+      </w:r>
+    </w:p>
+    <w:p>
+      <w:pPr>
+        <w:spacing w:after="120"/>
+      </w:pPr>
+      <w:r>
+        <w:t xml:space="preserve">Not independently pulled this pass; the stock has run from a Rs 75 low to near all-time highs (~Rs 180-185) on the Q1 FY27 print, so the recovery is at least partly in the price.</w:t>
       </w:r>
     </w:p>
     <w:p>
@@ -421,59 +2548,36 @@
         <w:spacing w:after="120" w:before="280"/>
       </w:pPr>
       <w:r>
-        <w:t xml:space="preserve">Bear Case / Key Risks</w:t>
-      </w:r>
-    </w:p>
-    <w:p>
-      <w:pPr>
-        <w:pStyle w:val="ListParagraph"/>
-        <w:numPr>
-          <w:ilvl w:val="0"/>
-          <w:numId w:val="1"/>
-        </w:numPr>
-        <w:spacing w:after="60"/>
-      </w:pPr>
-      <w:r>
-        <w:t xml:space="preserve">The 3-year average ROE (10.4%) reflects a genuine, multi-year pattern of store-expansion costs outpacing revenue — this is only one strong quarter against that backdrop</w:t>
-      </w:r>
-    </w:p>
-    <w:p>
-      <w:pPr>
-        <w:pStyle w:val="ListParagraph"/>
-        <w:numPr>
-          <w:ilvl w:val="0"/>
-          <w:numId w:val="1"/>
-        </w:numPr>
-        <w:spacing w:after="60"/>
-      </w:pPr>
-      <w:r>
-        <w:t xml:space="preserve">Management itself cut growth guidance from 15% to 12% in Feb 2025, and the Q1 FY27 beat is partly a function of an unusually weak prior-year comp (per the same tracking poster's own framing) rather than purely new strength</w:t>
-      </w:r>
-    </w:p>
-    <w:p>
-      <w:pPr>
-        <w:pStyle w:val="ListParagraph"/>
-        <w:numPr>
-          <w:ilvl w:val="0"/>
-          <w:numId w:val="1"/>
-        </w:numPr>
-        <w:spacing w:after="60"/>
-      </w:pPr>
-      <w:r>
-        <w:t xml:space="preserve">Retail is a thin-margin, execution-intensive business exposed to consumer discretionary spending cycles and competition from Reliance Digital/Croma/Vijay Sales nationally</w:t>
-      </w:r>
-    </w:p>
-    <w:p>
-      <w:pPr>
-        <w:pStyle w:val="ListParagraph"/>
-        <w:numPr>
-          <w:ilvl w:val="0"/>
-          <w:numId w:val="1"/>
-        </w:numPr>
-        <w:spacing w:after="60"/>
-      </w:pPr>
-      <w:r>
-        <w:t xml:space="preserve">Only one quarter of confirmed recovery — needs at least one more quarter to distinguish a real inflection from a high-base-comparison effect</w:t>
+        <w:t xml:space="preserve">ValuePickr Community Signal</w:t>
+      </w:r>
+    </w:p>
+    <w:p>
+      <w:pPr>
+        <w:spacing w:after="120"/>
+      </w:pPr>
+      <w:r>
+        <w:t xml:space="preserve">ranvir (trusted user) has posted every quarterly result since Q2 FY25, giving a clean record of the margin-compression-then-recovery cycle: FY25 margin erosion from store expansion outpacing revenue absorption, the Feb-2025 guidance cut, a Q1 FY26 warehouse fire, and finally the Q1 FY27 recovery - which he explicitly framed as 'BLOCKBUSTER' in his post title, a departure from his usual neutral data-only summaries. He noted the beat is partly a function of an 'exceptionally weak' prior-year comp.</w:t>
+      </w:r>
+    </w:p>
+    <w:p>
+      <w:pPr>
+        <w:spacing w:after="120"/>
+      </w:pPr>
+      <w:r>
+        <w:rPr>
+          <w:b/>
+          <w:bCs/>
+          <w:sz w:val="20"/>
+          <w:szCs w:val="20"/>
+        </w:rPr>
+        <w:t xml:space="preserve">High-conviction call from a top contributor: </w:t>
+      </w:r>
+      <w:r>
+        <w:rPr>
+          <w:sz w:val="20"/>
+          <w:szCs w:val="20"/>
+        </w:rPr>
+        <w:t xml:space="preserve">ranvir's 'BLOCKBUSTER' framing of Q1 FY27 is the clearest trusted-source characterization in the thread; he has also increased portfolio weight behind faster-growth-not-expensive bets including EMIL (post #1874, alongside MAN Industries, Time Technoplast, Entero Healthcare). No dated price-target call.</w:t>
       </w:r>
     </w:p>
     <w:p>
@@ -482,19 +2586,240 @@
         <w:spacing w:after="120" w:before="280"/>
       </w:pPr>
       <w:r>
-        <w:t xml:space="preserve">Market-Cap Tier (informational — not a gate in this project)</w:t>
-      </w:r>
-    </w:p>
-    <w:p>
-      <w:pPr>
-        <w:spacing w:after="120"/>
+        <w:t xml:space="preserve">Trusted-User Signals (Ongoing)</w:t>
+      </w:r>
+    </w:p>
+    <w:p>
+      <w:pPr>
+        <w:spacing w:after="120"/>
+      </w:pPr>
+      <w:r>
+        <w:rPr>
+          <w:i/>
+          <w:iCs/>
+          <w:color w:val="666666"/>
+          <w:sz w:val="18"/>
+          <w:szCs w:val="18"/>
+        </w:rPr>
+        <w:t xml:space="preserve">Every time a trusted user expresses clear conviction on this stock, most recent first — this section accumulates over time, it isn't a one-time snapshot.</w:t>
+      </w:r>
+    </w:p>
+    <w:p>
+      <w:pPr>
+        <w:spacing w:after="100"/>
       </w:pPr>
       <w:r>
         <w:rPr>
           <w:b/>
           <w:bCs/>
-        </w:rPr>
-        <w:t xml:space="preserve">Small-cap (~Rs 7,184 Cr)</w:t>
+          <w:sz w:val="20"/>
+          <w:szCs w:val="20"/>
+        </w:rPr>
+        <w:t xml:space="preserve">2026-08 — ranvir</w:t>
+      </w:r>
+      <w:r>
+        <w:rPr>
+          <w:i/>
+          <w:iCs/>
+          <w:color w:val="666666"/>
+          <w:sz w:val="18"/>
+          <w:szCs w:val="18"/>
+        </w:rPr>
+        <w:t xml:space="preserve"> (Ranvir's Portfolio)</w:t>
+      </w:r>
+      <w:r>
+        <w:rPr>
+          <w:sz w:val="20"/>
+          <w:szCs w:val="20"/>
+        </w:rPr>
+        <w:br/>
+        <w:t xml:space="preserve">: "Have increased portfolio weights behind bets where I think that growth rates can be faster + valuations r not expensive" - listed alongside MAN Industries, Time Technoplast, Entero Healthcare (post #1874). Source of this stock's trusted-thread queueing.</w:t>
+      </w:r>
+    </w:p>
+    <w:p>
+      <w:pPr>
+        <w:pStyle w:val="Heading1"/>
+        <w:spacing w:after="120" w:before="280"/>
+      </w:pPr>
+      <w:r>
+        <w:t xml:space="preserve">BSE Corporate Actions / Other Red Flags</w:t>
+      </w:r>
+    </w:p>
+    <w:p>
+      <w:pPr>
+        <w:spacing w:after="120"/>
+      </w:pPr>
+      <w:r>
+        <w:t xml:space="preserve">No red-flag corporate actions. A May-2025 warehouse fire caused an insured ~Rs 8 Cr inventory loss, provisioned and expected to reverse on claim settlement - a one-off. Promoter holding declined from ~78% (Mar 2023) to ~65% (Jun 2026), consistent with post-IPO offer-for-sale / MPS compliance rather than distress; no pledge disclosure found. Q1 FY27 results filed with revenue Rs 2,419 Cr, PAT Rs 121 Cr; FY27 store-addition and West Bengal entry plans announced on the concall.</w:t>
+      </w:r>
+    </w:p>
+    <w:p>
+      <w:pPr>
+        <w:pStyle w:val="Heading1"/>
+        <w:spacing w:after="120" w:before="280"/>
+      </w:pPr>
+      <w:r>
+        <w:t xml:space="preserve">Bull Case</w:t>
+      </w:r>
+    </w:p>
+    <w:p>
+      <w:pPr>
+        <w:pStyle w:val="ListParagraph"/>
+        <w:numPr>
+          <w:ilvl w:val="0"/>
+          <w:numId w:val="1"/>
+        </w:numPr>
+        <w:spacing w:after="60"/>
+      </w:pPr>
+      <w:r>
+        <w:t xml:space="preserve">Q1 FY27's margin recovery (EBITDA margin 9.9% vs 6.3%) and 34.2% SSSG show real operating leverage as the FY22-FY24 store cohort matures - profitability improves without new capital</w:t>
+      </w:r>
+    </w:p>
+    <w:p>
+      <w:pPr>
+        <w:pStyle w:val="ListParagraph"/>
+        <w:numPr>
+          <w:ilvl w:val="0"/>
+          <w:numId w:val="1"/>
+        </w:numPr>
+        <w:spacing w:after="60"/>
+      </w:pPr>
+      <w:r>
+        <w:t xml:space="preserve">227-store footprint with continued share gains in South India, a now-profitable NCR cluster, and a fresh West Bengal entry (10-12 stores by FY27-end, 30 in two years) that management expects to pay back faster than the North</w:t>
+      </w:r>
+    </w:p>
+    <w:p>
+      <w:pPr>
+        <w:pStyle w:val="ListParagraph"/>
+        <w:numPr>
+          <w:ilvl w:val="0"/>
+          <w:numId w:val="1"/>
+        </w:numPr>
+        <w:spacing w:after="60"/>
+      </w:pPr>
+      <w:r>
+        <w:t xml:space="preserve">Small enough (~Rs 7,000 Cr mcap) that sustained execution plus a durable margin step-up could compound toward a large multiple over several years</w:t>
+      </w:r>
+    </w:p>
+    <w:p>
+      <w:pPr>
+        <w:pStyle w:val="ListParagraph"/>
+        <w:numPr>
+          <w:ilvl w:val="0"/>
+          <w:numId w:val="1"/>
+        </w:numPr>
+        <w:spacing w:after="60"/>
+      </w:pPr>
+      <w:r>
+        <w:t xml:space="preserve">Trusted tracker (ranvir) has raised conviction and portfolio weight; his 'blockbuster' framing is a notable departure from his usual neutral tone</w:t>
+      </w:r>
+    </w:p>
+    <w:p>
+      <w:pPr>
+        <w:pStyle w:val="ListParagraph"/>
+        <w:numPr>
+          <w:ilvl w:val="0"/>
+          <w:numId w:val="1"/>
+        </w:numPr>
+        <w:spacing w:after="60"/>
+      </w:pPr>
+      <w:r>
+        <w:t xml:space="preserve">Strong FY26 cash generation (CFO Rs 444 Cr, FCF Rs 310 Cr) despite the weak profit year</w:t>
+      </w:r>
+    </w:p>
+    <w:p>
+      <w:pPr>
+        <w:pStyle w:val="Heading1"/>
+        <w:spacing w:after="120" w:before="280"/>
+      </w:pPr>
+      <w:r>
+        <w:t xml:space="preserve">Bear Case / Key Risks</w:t>
+      </w:r>
+    </w:p>
+    <w:p>
+      <w:pPr>
+        <w:pStyle w:val="ListParagraph"/>
+        <w:numPr>
+          <w:ilvl w:val="0"/>
+          <w:numId w:val="1"/>
+        </w:numPr>
+        <w:spacing w:after="60"/>
+      </w:pPr>
+      <w:r>
+        <w:t xml:space="preserve">Two consecutive years of falling profit (Rs 184 Cr -&gt; Rs 160 Cr -&gt; Rs 107 Cr) and a Feb-2025 guidance cut - Q1 FY27 is one quarter against that backdrop, and management itself guides EBITDA margin back to 7-8% (vs 9.9% in Q1)</w:t>
+      </w:r>
+    </w:p>
+    <w:p>
+      <w:pPr>
+        <w:pStyle w:val="ListParagraph"/>
+        <w:numPr>
+          <w:ilvl w:val="0"/>
+          <w:numId w:val="1"/>
+        </w:numPr>
+        <w:spacing w:after="60"/>
+      </w:pPr>
+      <w:r>
+        <w:t xml:space="preserve">The 458% PAT jump is a base-effect artifact - Q1 FY26 was near-breakeven due to the fire and weak summer; revenue only grew 39% and EBITDA 118%</w:t>
+      </w:r>
+    </w:p>
+    <w:p>
+      <w:pPr>
+        <w:pStyle w:val="ListParagraph"/>
+        <w:numPr>
+          <w:ilvl w:val="0"/>
+          <w:numId w:val="1"/>
+        </w:numPr>
+        <w:spacing w:after="60"/>
+      </w:pPr>
+      <w:r>
+        <w:t xml:space="preserve">Thin-margin (~7% through-cycle), execution-intensive, discretionary-demand retail with structurally low ROCE (~7-8%, has never cleared 15%) and D/E ~5x</w:t>
+      </w:r>
+    </w:p>
+    <w:p>
+      <w:pPr>
+        <w:pStyle w:val="ListParagraph"/>
+        <w:numPr>
+          <w:ilvl w:val="0"/>
+          <w:numId w:val="1"/>
+        </w:numPr>
+        <w:spacing w:after="60"/>
+      </w:pPr>
+      <w:r>
+        <w:t xml:space="preserve">National competition from Reliance Digital, Croma, Vijay Sales and e-commerce keeps pricing power minimal; every organized player is adding stores aggressively</w:t>
+      </w:r>
+    </w:p>
+    <w:p>
+      <w:pPr>
+        <w:pStyle w:val="ListParagraph"/>
+        <w:numPr>
+          <w:ilvl w:val="0"/>
+          <w:numId w:val="1"/>
+        </w:numPr>
+        <w:spacing w:after="60"/>
+      </w:pPr>
+      <w:r>
+        <w:t xml:space="preserve">Stock is near all-time highs at ~36x trailing earnings, so much of the recovery is priced in; promoter holding down ~13 points in three years</w:t>
+      </w:r>
+    </w:p>
+    <w:p>
+      <w:pPr>
+        <w:pStyle w:val="Heading1"/>
+        <w:spacing w:after="120" w:before="280"/>
+      </w:pPr>
+      <w:r>
+        <w:t xml:space="preserve">Market-Cap Tier (informational — not a gate in this project)</w:t>
+      </w:r>
+    </w:p>
+    <w:p>
+      <w:pPr>
+        <w:spacing w:after="120"/>
+      </w:pPr>
+      <w:r>
+        <w:rPr>
+          <w:b/>
+          <w:bCs/>
+        </w:rPr>
+        <w:t xml:space="preserve">Small-cap (~Rs 7,000 Cr)</w:t>
       </w:r>
     </w:p>
     <w:p>
@@ -517,7 +2842,35 @@
           <w:sz w:val="24"/>
           <w:szCs w:val="24"/>
         </w:rPr>
-        <w:t xml:space="preserve">10x-in-2-3-years (unconfirmed) — small-cap size makes 10x mathematically plausible, and the Q1 FY27 margin recovery is dramatic, but it follows two years of margin compression and is partly explained by an easy prior-year comp, so this is a LOW/MEDIUM-conviction, not-yet-confirmed call</w:t>
+        <w:t xml:space="preserve">10x-in-2-3-years</w:t>
+      </w:r>
+    </w:p>
+    <w:p>
+      <w:pPr>
+        <w:spacing w:after="120"/>
+      </w:pPr>
+      <w:r>
+        <w:rPr>
+          <w:color w:val="666666"/>
+          <w:sz w:val="20"/>
+          <w:szCs w:val="20"/>
+        </w:rPr>
+        <w:t xml:space="preserve">4-box gate — tailwind: weak · TAM: weak · moat: weak · valuation: weak  (score 2 / 4)</w:t>
+      </w:r>
+    </w:p>
+    <w:p>
+      <w:pPr>
+        <w:spacing w:after="120"/>
+      </w:pPr>
+      <w:r>
+        <w:rPr>
+          <w:i/>
+          <w:iCs/>
+          <w:color w:val="666666"/>
+          <w:sz w:val="20"/>
+          <w:szCs w:val="20"/>
+        </w:rPr>
+        <w:t xml:space="preserve">tailwind weak - discretionary durables demand, intense organized + e-commerce competition. tam weak - ~Rs 7,000 Cr mcap would need to become a Rs 40,000 Cr+ revenue retailer for a 10x. moat weak - regional density and vendor terms only; thin-margin, low-ROCE format. valuation weak - ~36x trailing near all-time highs, recovery largely priced in. Score 2.0; written exception in verdict_reasoning (small-cap live inflection: 34.2% SSSG + store-maturity operating leverage) retains the 10x-in-2-3-years label as UNCONFIRMED, conviction lowered to Low-Medium.</w:t>
       </w:r>
     </w:p>
     <w:p>
@@ -540,59 +2893,59 @@
           <w:sz w:val="24"/>
           <w:szCs w:val="24"/>
         </w:rPr>
-        <w:t xml:space="preserve">A dramatic single-quarter margin recovery after two years of compression — genuinely encouraging, but needs confirmation before conviction rises</w:t>
-      </w:r>
-    </w:p>
-    <w:p>
-      <w:pPr>
-        <w:pStyle w:val="ListParagraph"/>
-        <w:numPr>
-          <w:ilvl w:val="0"/>
-          <w:numId w:val="1"/>
-        </w:numPr>
-        <w:spacing w:after="60"/>
-      </w:pPr>
-      <w:r>
-        <w:t xml:space="preserve">Per this project's methodology-fix rule, the weak trailing ROE doesn't disqualify the stock given the strong, specific Q1 FY27 improvement — but the magnitude (458% PAT growth) is partly a base-effect artifact per the tracking poster's own admission, which argues for caution rather than high conviction</w:t>
-      </w:r>
-    </w:p>
-    <w:p>
-      <w:pPr>
-        <w:pStyle w:val="ListParagraph"/>
-        <w:numPr>
-          <w:ilvl w:val="0"/>
-          <w:numId w:val="1"/>
-        </w:numPr>
-        <w:spacing w:after="60"/>
-      </w:pPr>
-      <w:r>
-        <w:t xml:space="preserve">Management's own guidance cut in Feb 2025 shows this business has recently disappointed relative to its own targets, adding to the case for waiting on confirmation</w:t>
-      </w:r>
-    </w:p>
-    <w:p>
-      <w:pPr>
-        <w:pStyle w:val="ListParagraph"/>
-        <w:numPr>
-          <w:ilvl w:val="0"/>
-          <w:numId w:val="1"/>
-        </w:numPr>
-        <w:spacing w:after="60"/>
-      </w:pPr>
-      <w:r>
-        <w:t xml:space="preserve">Conviction held at Medium given genuine operating-leverage signs, but not higher given the one-quarter, base-effect-assisted nature of the beat</w:t>
-      </w:r>
-    </w:p>
-    <w:p>
-      <w:pPr>
-        <w:pStyle w:val="ListParagraph"/>
-        <w:numPr>
-          <w:ilvl w:val="0"/>
-          <w:numId w:val="1"/>
-        </w:numPr>
-        <w:spacing w:after="60"/>
-      </w:pPr>
-      <w:r>
-        <w:t xml:space="preserve">Flagged for 30-day revisit given no red flag and thesis fit is not 'neither' — the next quarter is the key confirmation test</w:t>
+        <w:t xml:space="preserve">A dramatic but base-effect-flattered single-quarter recovery after a two-year profit decline - encouraging operating leverage, but management guides margins back down and the stock has already re-rated; unconfirmed, lower conviction</w:t>
+      </w:r>
+    </w:p>
+    <w:p>
+      <w:pPr>
+        <w:pStyle w:val="ListParagraph"/>
+        <w:numPr>
+          <w:ilvl w:val="0"/>
+          <w:numId w:val="1"/>
+        </w:numPr>
+        <w:spacing w:after="60"/>
+      </w:pPr>
+      <w:r>
+        <w:t xml:space="preserve">four_box scores 2.0 (tailwind weak - discretionary, competitive; tam weak - Rs 7,000 Cr mcap needs to become a Rs 40,000 Cr+ revenue retailer for 10x; moat weak - regional density only, thin-margin retail; valuation weak - ~36x trailing near all-time highs). Written exception per the decision table and this project's small-cap live-inflection rule: 34.2% SSSG plus genuine store-maturity operating leverage is a real recent-quarter inflection, so the '10x-in-2-3-years' label is retained as UNCONFIRMED, with conviction lowered</w:t>
+      </w:r>
+    </w:p>
+    <w:p>
+      <w:pPr>
+        <w:pStyle w:val="ListParagraph"/>
+        <w:numPr>
+          <w:ilvl w:val="0"/>
+          <w:numId w:val="1"/>
+        </w:numPr>
+        <w:spacing w:after="60"/>
+      </w:pPr>
+      <w:r>
+        <w:t xml:space="preserve">Conviction Medium -&gt; Low-Medium: the deep read is net-negative vs the last review - FY26 PAT actually fell 33%, management guides EBITDA margin back to 7-8% (Q1's 9.9% is not the run-rate), ROCE has structurally never cleared 15%, D/E is ~5x, promoter holding is down ~13 points, and the stock is near all-time highs</w:t>
+      </w:r>
+    </w:p>
+    <w:p>
+      <w:pPr>
+        <w:pStyle w:val="ListParagraph"/>
+        <w:numPr>
+          <w:ilvl w:val="0"/>
+          <w:numId w:val="1"/>
+        </w:numPr>
+        <w:spacing w:after="60"/>
+      </w:pPr>
+      <w:r>
+        <w:t xml:space="preserve">The 10x needs a DURABLE margin step-up (not a one-quarter comp effect) plus successful multi-region expansion (West Bengal, deeper NCR) at acceptable returns on capital - neither confirmed</w:t>
+      </w:r>
+    </w:p>
+    <w:p>
+      <w:pPr>
+        <w:pStyle w:val="ListParagraph"/>
+        <w:numPr>
+          <w:ilvl w:val="0"/>
+          <w:numId w:val="1"/>
+        </w:numPr>
+        <w:spacing w:after="60"/>
+      </w:pPr>
+      <w:r>
+        <w:t xml:space="preserve">No red-flag tier. Key confirmation test is Q2-Q3 FY27 (festive season): do margins hold above the ~7% historical level, and does West Bengal open on schedule</w:t>
       </w:r>
     </w:p>
     <w:p>

--- a/projects/valuepickr-open-screen/docs/Electronics Mart India.docx
+++ b/projects/valuepickr-open-screen/docs/Electronics Mart India.docx
@@ -2964,6 +2964,187 @@
           <w:szCs w:val="18"/>
         </w:rPr>
         <w:t xml:space="preserve">This is independent research and analysis for informational purposes only, not personalized financial or investment advice. Past multi-bagger performance and forum/social sentiment are not indicators of future returns. Do your own due diligence before investing.</w:t>
+      </w:r>
+    </w:p>
+    <w:p/>
+    <w:p>
+      <w:r>
+        <w:rPr>
+          <w:b/>
+          <w:sz w:val="28"/>
+        </w:rPr>
+        <w:t>🔄 RESEARCH UPDATE - 2026-10-05</w:t>
+      </w:r>
+    </w:p>
+    <w:p>
+      <w:r>
+        <w:rPr>
+          <w:b/>
+        </w:rPr>
+        <w:t>📊 Key Metrics:</w:t>
+      </w:r>
+    </w:p>
+    <w:p>
+      <w:pPr>
+        <w:ind w:left="360"/>
+      </w:pPr>
+      <w:r>
+        <w:t xml:space="preserve">  • Company: Electronics Mart India Ltd (EMIL)</w:t>
+      </w:r>
+    </w:p>
+    <w:p>
+      <w:pPr>
+        <w:ind w:left="360"/>
+      </w:pPr>
+      <w:r>
+        <w:t xml:space="preserve">  • Conviction: Not rated</w:t>
+      </w:r>
+    </w:p>
+    <w:p>
+      <w:pPr>
+        <w:ind w:left="360"/>
+      </w:pPr>
+      <w:r>
+        <w:t xml:space="preserve">  • Thesis: 10x-in-2-3-years</w:t>
+      </w:r>
+    </w:p>
+    <w:p>
+      <w:pPr>
+        <w:ind w:left="360"/>
+      </w:pPr>
+      <w:r>
+        <w:t xml:space="preserve">  • 4-Box Score: 2.0</w:t>
+      </w:r>
+    </w:p>
+    <w:p>
+      <w:pPr>
+        <w:ind w:left="360"/>
+      </w:pPr>
+      <w:r>
+        <w:t xml:space="preserve">  • Research Date: 2026-09-08</w:t>
+      </w:r>
+    </w:p>
+    <w:p>
+      <w:pPr>
+        <w:ind w:left="360"/>
+      </w:pPr>
+      <w:r>
+        <w:t xml:space="preserve">  • Red Flag: None</w:t>
+      </w:r>
+    </w:p>
+    <w:p/>
+    <w:p>
+      <w:r>
+        <w:rPr>
+          <w:b/>
+        </w:rPr>
+        <w:t>📝 Verdict:</w:t>
+      </w:r>
+    </w:p>
+    <w:p>
+      <w:pPr>
+        <w:ind w:left="360"/>
+      </w:pPr>
+      <w:r>
+        <w:t>A dramatic but base-effect-flattered single-quarter recovery after a two-year profit decline - encouraging operating leverage, but management guides margins back down and the stock has already re-rated; unconfirmed, lower conviction</w:t>
+      </w:r>
+    </w:p>
+    <w:p/>
+    <w:p>
+      <w:r>
+        <w:rPr>
+          <w:b/>
+        </w:rPr>
+        <w:t>📈 Bull Case:</w:t>
+      </w:r>
+    </w:p>
+    <w:p>
+      <w:pPr>
+        <w:ind w:left="360"/>
+      </w:pPr>
+      <w:r>
+        <w:t>Q1 FY27's margin recovery (EBITDA margin 9.9% vs 6.3%) and 34.2% SSSG show real operating leverage as the FY22-FY24 store cohort matures - profitability improves without new capital</w:t>
+      </w:r>
+    </w:p>
+    <w:p>
+      <w:pPr>
+        <w:ind w:left="360"/>
+      </w:pPr>
+      <w:r>
+        <w:t>227-store footprint with continued share gains in South India, a now-profitable NCR cluster, and a fresh West Bengal entry (10-12 stores by FY27-end, 30 in two years) that management expects to pay back faster than the North</w:t>
+      </w:r>
+    </w:p>
+    <w:p>
+      <w:pPr>
+        <w:ind w:left="360"/>
+      </w:pPr>
+      <w:r>
+        <w:t>Small enough (~Rs 7,000 Cr mcap) that sustained execution plus a durable margin step-up could compound toward a large multiple over several years</w:t>
+      </w:r>
+    </w:p>
+    <w:p>
+      <w:pPr>
+        <w:ind w:left="360"/>
+      </w:pPr>
+      <w:r>
+        <w:t>Trusted tracker (ranvir) has raised conviction and portfolio weight; his 'blockbuster' framing is a notable departure from his usual neutral tone</w:t>
+      </w:r>
+    </w:p>
+    <w:p>
+      <w:pPr>
+        <w:ind w:left="360"/>
+      </w:pPr>
+      <w:r>
+        <w:t>Strong FY26 cash generation (CFO Rs 444 Cr, FCF Rs 310 Cr) despite the weak profit year</w:t>
+      </w:r>
+    </w:p>
+    <w:p/>
+    <w:p>
+      <w:r>
+        <w:rPr>
+          <w:b/>
+        </w:rPr>
+        <w:t>📉 Bear Case:</w:t>
+      </w:r>
+    </w:p>
+    <w:p>
+      <w:pPr>
+        <w:ind w:left="360"/>
+      </w:pPr>
+      <w:r>
+        <w:t>Two consecutive years of falling profit (Rs 184 Cr -&gt; Rs 160 Cr -&gt; Rs 107 Cr) and a Feb-2025 guidance cut - Q1 FY27 is one quarter against that backdrop, and management itself guides EBITDA margin back to 7-8% (vs 9.9% in Q1)</w:t>
+      </w:r>
+    </w:p>
+    <w:p>
+      <w:pPr>
+        <w:ind w:left="360"/>
+      </w:pPr>
+      <w:r>
+        <w:t>The 458% PAT jump is a base-effect artifact - Q1 FY26 was near-breakeven due to the fire and weak summer; revenue only grew 39% and EBITDA 118%</w:t>
+      </w:r>
+    </w:p>
+    <w:p>
+      <w:pPr>
+        <w:ind w:left="360"/>
+      </w:pPr>
+      <w:r>
+        <w:t>Thin-margin (~7% through-cycle), execution-intensive, discretionary-demand retail with structurally low ROCE (~7-8%, has never cleared 15%) and D/E ~5x</w:t>
+      </w:r>
+    </w:p>
+    <w:p>
+      <w:pPr>
+        <w:ind w:left="360"/>
+      </w:pPr>
+      <w:r>
+        <w:t>National competition from Reliance Digital, Croma, Vijay Sales and e-commerce keeps pricing power minimal; every organized player is adding stores aggressively</w:t>
+      </w:r>
+    </w:p>
+    <w:p>
+      <w:pPr>
+        <w:ind w:left="360"/>
+      </w:pPr>
+      <w:r>
+        <w:t>Stock is near all-time highs at ~36x trailing earnings, so much of the recovery is priced in; promoter holding down ~13 points in three years</w:t>
       </w:r>
     </w:p>
     <w:sectPr>
